--- a/docs/Memoria_CasoPractico_U3_Jose_Ruber_Moncayo_Navia.docx
+++ b/docs/Memoria_CasoPractico_U3_Jose_Ruber_Moncayo_Navia.docx
@@ -120,7 +120,7 @@
           <w:color w:val="5A626B"/>
           <w:sz w:val="20"/>
         </w:rPr>
-        <w:t>Aplicación entregada:  Aurora Studio</w:t>
+        <w:t>Aplicación desarrollada:  Aurora Studio</w:t>
       </w:r>
     </w:p>
     <w:p>
@@ -134,7 +134,7 @@
           <w:color w:val="5A626B"/>
           <w:sz w:val="20"/>
         </w:rPr>
-        <w:t>Modo de ejecución:  simulado (sin cuenta AWS)</w:t>
+        <w:t>Modo de ejecución:  simulado (sin cuenta de Amazon Web Services)</w:t>
       </w:r>
     </w:p>
     <w:p>
@@ -155,7 +155,7 @@
         <w:fldChar w:fldCharType="begin"/>
         <w:instrText xml:space="preserve">TOC \o "1-2" \h \z \u</w:instrText>
         <w:fldChar w:fldCharType="separate"/>
-        <w:t>Pulsa aquí con el botón derecho y elige «Actualizar campos» para generar el índice.</w:t>
+        <w:t>Para generar el índice: clic derecho sobre esta línea y seleccionar «Actualizar campos».</w:t>
         <w:fldChar w:fldCharType="end"/>
       </w:r>
     </w:p>
@@ -179,7 +179,7 @@
           <w:i w:val="0"/>
           <w:sz w:val="22"/>
         </w:rPr>
-        <w:t>Este documento recoge el diseño de Aurora Studio, una herramienta interna de generación de imágenes y edición de contenido para una agencia de marketing y publicidad, construida sobre Amazon Bedrock. Cubre las seis secciones del tronco común exigido por la guía del trabajo práctico (3.1 a 3.6) y documenta además la ejecución de la Vía A, es decir, la aplicación funcional que acompaña a esta memoria.</w:t>
+        <w:t>El presente documento expone el diseño y la implementación de Aurora Studio, una herramienta interna de generación de imágenes y edición de contenido concebida para una agencia de marketing y publicidad, construida sobre Amazon Bedrock. Se desarrollan las seis secciones del tronco común establecidas en la guía del trabajo práctico (apartados 3.1 a 3.6) y se documenta la ejecución de la Vía A, correspondiente a la aplicación funcional que acompaña a esta memoria.</w:t>
       </w:r>
     </w:p>
     <w:p>
@@ -189,15 +189,7 @@
           <w:i w:val="0"/>
           <w:sz w:val="22"/>
         </w:rPr>
-        <w:t>La aplicación cubre las cuatro funcionalidades que pide el enunciado: generación de imágenes a partir de texto con selección de estilo y galería; edición de contenido con cuatro operaciones e historial de versiones; colaboración con roles, permisos y comentarios; y un marco de ética y seguridad aplicado en el propio flujo de ejecución, no solo enunciado.</w:t>
-      </w:r>
-    </w:p>
-    <w:p>
-      <w:pPr>
-        <w:pStyle w:val="Heading2"/>
-      </w:pPr>
-      <w:r>
-        <w:t>Un aviso de honestidad sobre el modo de ejecución</w:t>
+        <w:t>La solución cubre las cuatro funcionalidades requeridas en el enunciado: generación de imágenes a partir de descripciones textuales con selección de estilo y galería de resultados; edición de contenido mediante cuatro operaciones diferenciadas con historial de versiones; colaboración multiusuario con roles, permisos y comentarios; y un marco de ética y seguridad implementado en el propio flujo de ejecución.</w:t>
       </w:r>
     </w:p>
     <w:p>
@@ -207,7 +199,25 @@
           <w:i w:val="0"/>
           <w:sz w:val="22"/>
         </w:rPr>
-        <w:t>La aplicación se entrega ejecutándose en modo simulado: no se ha contratado una cuenta de AWS y, por tanto, ninguna de las respuestas que muestran las capturas procede realmente de Amazon Bedrock. La guía del trabajo contempla expresamente esta posibilidad y no la penaliza, pero exige que la integración esté bien planteada. Esa exigencia es la que ha gobernado la decisión de arquitectura más importante del proyecto, y se explica en el apartado 3.2.</w:t>
+        <w:t>La estructura del documento responde al orden establecido en la guía. Tras esta introducción se desarrolla el tronco común, se detalla la ejecución de la vía elegida, se enumeran las limitaciones identificadas y se incluye una autoevaluación frente a los criterios de la rúbrica.</w:t>
+      </w:r>
+    </w:p>
+    <w:p>
+      <w:pPr>
+        <w:pStyle w:val="Heading2"/>
+      </w:pPr>
+      <w:r>
+        <w:t>Consideración preliminar sobre el modo de ejecución</w:t>
+      </w:r>
+    </w:p>
+    <w:p>
+      <w:r>
+        <w:rPr>
+          <w:b w:val="0"/>
+          <w:i w:val="0"/>
+          <w:sz w:val="22"/>
+        </w:rPr>
+        <w:t>La aplicación se entrega ejecutándose en modo simulado. No se ha contratado una cuenta de Amazon Web Services y, en consecuencia, ninguna de las respuestas que muestra la interfaz procede de los modelos alojados en Amazon Bedrock. La guía del trabajo práctico contempla expresamente esta posibilidad y no la penaliza, si bien exige que la integración esté correctamente planteada. Dicha exigencia ha condicionado la decisión arquitectónica principal del proyecto, que se justifica en el apartado 3.2.</w:t>
       </w:r>
     </w:p>
     <w:tbl>
@@ -233,7 +243,7 @@
                 <w:color w:val="23282D"/>
                 <w:sz w:val="20"/>
               </w:rPr>
-              <w:t>En una frase</w:t>
+              <w:t>Síntesis</w:t>
             </w:r>
           </w:p>
           <w:p>
@@ -241,7 +251,7 @@
               <w:rPr>
                 <w:sz w:val="20"/>
               </w:rPr>
-              <w:t>El código que construye las peticiones a Bedrock, las envía y procesa sus respuestas es código real y se ejecuta íntegro. Lo único simulado es el transporte de red. Cambiar la variable BEDROCK_BACKEND de «mock» a «aws» hace que la aplicación llame a AWS de verdad sin modificar ninguna otra línea.</w:t>
+              <w:t>El código responsable de construir las peticiones a Amazon Bedrock, enviarlas y procesar sus respuestas es código de producción y se ejecuta en su totalidad. La sustitución afecta exclusivamente al transporte de red. La modificación de la variable de entorno BEDROCK_BACKEND, de «mock» a «aws», habilita las llamadas reales sin requerir cambio alguno en el resto del código.</w:t>
             </w:r>
           </w:p>
         </w:tc>
@@ -269,7 +279,7 @@
           <w:color w:val="5A626B"/>
           <w:sz w:val="22"/>
         </w:rPr>
-        <w:t>Las seis secciones que la guía exige por igual en ambas vías. Se conserva deliberadamente su numeración original (3.1 a 3.6) para que el contraste punto por punto con la guía del trabajo sea inmediato.</w:t>
+        <w:t>Las seis secciones exigidas por igual en ambas vías de entrega. Se conserva deliberadamente su numeración original (3.1 a 3.6) con el fin de facilitar el contraste punto por punto con la guía del trabajo práctico.</w:t>
       </w:r>
     </w:p>
     <w:p>
@@ -287,7 +297,7 @@
           <w:i w:val="0"/>
           <w:sz w:val="22"/>
         </w:rPr>
-        <w:t>La agencia produce piezas creativas —combinaciones de imagen y texto— para campañas de cliente. El cuello de botella no está en la calidad del equipo, sino en el número de vueltas que da cada pieza antes de publicarse: el diseñador necesita propuestas visuales para conversar con el cliente, el redactor reescribe el mismo texto media docena de veces, y el aprobador recibe versiones por correo sin saber qué cambió respecto a la anterior.</w:t>
+        <w:t>La agencia produce piezas creativas —entendidas como la combinación de una imagen y un texto— destinadas a campañas de cliente. El principal obstáculo identificado no reside en la capacidad técnica del equipo, sino en el número de iteraciones que atraviesa cada pieza antes de su publicación. El diseñador requiere propuestas visuales con las que articular la conversación con el cliente; el redactor reescribe un mismo texto en múltiples ocasiones; y el aprobador recibe sucesivas versiones por correo electrónico sin disponer de un mecanismo que le permita identificar las diferencias respecto a la versión anterior.</w:t>
       </w:r>
     </w:p>
     <w:p>
@@ -297,7 +307,7 @@
           <w:i w:val="0"/>
           <w:sz w:val="22"/>
         </w:rPr>
-        <w:t>Aurora Studio ataca las tres fricciones a la vez: acelera la exploración visual, asiste la reescritura y conserva la trazabilidad de todo lo que pasa por la herramienta.</w:t>
+        <w:t>Aurora Studio aborda simultáneamente las tres fricciones descritas: acelera la exploración visual, asiste el proceso de reescritura y preserva la trazabilidad de las operaciones realizadas.</w:t>
       </w:r>
     </w:p>
     <w:p>
@@ -306,6 +316,16 @@
       </w:pPr>
       <w:r>
         <w:t>Historias de usuario</w:t>
+      </w:r>
+    </w:p>
+    <w:p>
+      <w:r>
+        <w:rPr>
+          <w:b w:val="0"/>
+          <w:i w:val="0"/>
+          <w:sz w:val="22"/>
+        </w:rPr>
+        <w:t>Se formulan a continuación las historias de usuario que definen los requisitos funcionales de la solución, siguiendo la estructura «Como [rol], quiero [acción], para [beneficio]».</w:t>
       </w:r>
     </w:p>
     <w:p>
@@ -340,7 +360,7 @@
           <w:b/>
           <w:sz w:val="22"/>
         </w:rPr>
-        <w:t>generar imágenes desde una descripción de texto y elegir el estilo</w:t>
+        <w:t>generar imágenes a partir de una descripción textual y seleccionar el estilo</w:t>
       </w:r>
       <w:r>
         <w:rPr>
@@ -354,7 +374,7 @@
           <w:b w:val="0"/>
           <w:sz w:val="22"/>
         </w:rPr>
-        <w:t>acelerar mis propuestas visuales sin esperar a una sesión de fotos.</w:t>
+        <w:t>acelerar la elaboración de propuestas visuales sin depender de una sesión fotográfica.</w:t>
       </w:r>
     </w:p>
     <w:p>
@@ -389,7 +409,7 @@
           <w:b/>
           <w:sz w:val="22"/>
         </w:rPr>
-        <w:t>reproducir exactamente una imagen que generé ayer usando su semilla</w:t>
+        <w:t>reproducir con exactitud una imagen generada previamente mediante su semilla</w:t>
       </w:r>
       <w:r>
         <w:rPr>
@@ -403,7 +423,7 @@
           <w:b w:val="0"/>
           <w:sz w:val="22"/>
         </w:rPr>
-        <w:t>poder iterar sobre una propuesta concreta en lugar de volver a empezar.</w:t>
+        <w:t>iterar sobre una propuesta concreta en lugar de reiniciar el proceso.</w:t>
       </w:r>
     </w:p>
     <w:p>
@@ -452,7 +472,7 @@
           <w:b w:val="0"/>
           <w:sz w:val="22"/>
         </w:rPr>
-        <w:t>publicar más rápido y con un estilo más consistente.</w:t>
+        <w:t>reducir el tiempo de publicación y mejorar la consistencia estilística.</w:t>
       </w:r>
     </w:p>
     <w:p>
@@ -487,7 +507,7 @@
           <w:b/>
           <w:sz w:val="22"/>
         </w:rPr>
-        <w:t>que la herramienta aplique la guía de estilo de marca automáticamente</w:t>
+        <w:t>que la herramienta aplique automáticamente la guía de estilo de marca</w:t>
       </w:r>
       <w:r>
         <w:rPr>
@@ -501,7 +521,7 @@
           <w:b w:val="0"/>
           <w:sz w:val="22"/>
         </w:rPr>
-        <w:t>no tener que recordar de memoria las prohibiciones de estilo.</w:t>
+        <w:t>evitar la dependencia de la memoria en la aplicación de las normas editoriales.</w:t>
       </w:r>
     </w:p>
     <w:p>
@@ -536,7 +556,7 @@
           <w:b/>
           <w:sz w:val="22"/>
         </w:rPr>
-        <w:t>revisar, comparar y comentar versiones antes de publicar</w:t>
+        <w:t>revisar, comparar y comentar versiones antes de la publicación</w:t>
       </w:r>
       <w:r>
         <w:rPr>
@@ -550,7 +570,7 @@
           <w:b w:val="0"/>
           <w:sz w:val="22"/>
         </w:rPr>
-        <w:t>controlar la calidad y saber exactamente qué cambió entre dos versiones.</w:t>
+        <w:t>controlar la calidad e identificar con precisión los cambios introducidos.</w:t>
       </w:r>
     </w:p>
     <w:p>
@@ -585,7 +605,7 @@
           <w:b/>
           <w:sz w:val="22"/>
         </w:rPr>
-        <w:t>restaurar una versión anterior sin perder el historial</w:t>
+        <w:t>restaurar una versión anterior sin pérdida del historial</w:t>
       </w:r>
       <w:r>
         <w:rPr>
@@ -599,7 +619,7 @@
           <w:b w:val="0"/>
           <w:sz w:val="22"/>
         </w:rPr>
-        <w:t>poder rectificar sin destruir la evidencia de lo que se aprobó.</w:t>
+        <w:t>rectificar decisiones preservando la evidencia de lo aprobado.</w:t>
       </w:r>
     </w:p>
     <w:p>
@@ -648,7 +668,15 @@
           <w:b w:val="0"/>
           <w:sz w:val="22"/>
         </w:rPr>
-        <w:t>poder acreditar cómo se produjo si un tercero la cuestiona.</w:t>
+        <w:t>acreditar el proceso de generación ante una eventual reclamación de terceros.</w:t>
+      </w:r>
+    </w:p>
+    <w:p>
+      <w:pPr>
+        <w:pStyle w:val="Heading2"/>
+      </w:pPr>
+      <w:r>
+        <w:t>Justificación de la cuarta figura de usuario</w:t>
       </w:r>
     </w:p>
     <w:p>
@@ -658,7 +686,17 @@
           <w:i w:val="0"/>
           <w:sz w:val="22"/>
         </w:rPr>
-        <w:t>Las tres primeras figuras son las que exige el enunciado. La cuarta —el responsable legal— no aparece en él, pero se ha incorporado porque es quien realmente impone los requisitos de trazabilidad y de copyright que estructuran la sección 3.6. Ignorarlo habría dejado esos controles sin un usuario que los reclamara, y por tanto sin justificación funcional.</w:t>
+        <w:t>Las tres primeras figuras —diseñador, redactor y aprobador— son las establecidas en el enunciado del caso. Se ha incorporado una cuarta figura, el responsable legal, por una razón de coherencia interna del diseño: es el actor que impone los requisitos de trazabilidad, conservación de la procedencia y cumplimiento en materia de derechos de autor que estructuran el apartado 3.6.</w:t>
+      </w:r>
+    </w:p>
+    <w:p>
+      <w:r>
+        <w:rPr>
+          <w:b w:val="0"/>
+          <w:i w:val="0"/>
+          <w:sz w:val="22"/>
+        </w:rPr>
+        <w:t>La omisión de esta figura habría dejado dichos controles sin un usuario que los demandara y, por consiguiente, sin justificación funcional. En la práctica profesional, los requisitos de cumplimiento normativo raramente proceden de los perfiles productivos, sino de una función de control diferenciada. Su inclusión no amplía el alcance funcional de la aplicación, sino que fundamenta requisitos que el enunciado exige abordar en su apartado de consideraciones éticas y de seguridad.</w:t>
       </w:r>
     </w:p>
     <w:p>
@@ -676,7 +714,7 @@
           <w:i w:val="0"/>
           <w:sz w:val="22"/>
         </w:rPr>
-        <w:t>El sistema se organiza en cinco capas. La pieza central es el wrapper: la capa propia que recibe la petición del usuario, aplica las reglas de negocio y de seguridad, decide qué modelo invocar y con qué parámetros, llama a Bedrock y procesa la respuesta antes de devolverla.</w:t>
+        <w:t>El sistema se estructura en cinco capas. El elemento central de la arquitectura es el wrapper, entendido como la capa propia de la aplicación que recibe la petición del usuario, aplica las reglas de negocio y de seguridad, determina qué modelo debe invocarse y con qué parámetros, realiza la llamada a Amazon Bedrock y procesa la respuesta antes de devolverla a la interfaz.</w:t>
       </w:r>
     </w:p>
     <w:p>
@@ -729,7 +767,7 @@
           <w:color w:val="5A626B"/>
           <w:sz w:val="18"/>
         </w:rPr>
-        <w:t>Figura 1. Arquitectura de Aurora Studio.</w:t>
+        <w:t>Figura 1. Arquitectura del sistema Aurora Studio.</w:t>
       </w:r>
     </w:p>
     <w:p>
@@ -830,7 +868,7 @@
               <w:rPr>
                 <w:sz w:val="19"/>
               </w:rPr>
-              <w:t>Cuatro pantallas: generación, edición, colaboración y galería.</w:t>
+              <w:t>Cuatro pantallas: generación de imágenes, edición de contenido, colaboración y galería.</w:t>
             </w:r>
           </w:p>
         </w:tc>
@@ -874,7 +912,7 @@
               <w:rPr>
                 <w:sz w:val="19"/>
               </w:rPr>
-              <w:t>Moderación, defensa anti-inyección, construcción de prompts, recuperación RAG, perfiles de inferencia, dominio.</w:t>
+              <w:t>Moderación, defensa frente a inyección de prompt, construcción de instrucciones, recuperación de contexto, perfiles de inferencia y lógica de dominio.</w:t>
             </w:r>
           </w:p>
         </w:tc>
@@ -918,7 +956,7 @@
               <w:rPr>
                 <w:sz w:val="19"/>
               </w:rPr>
-              <w:t>Serializa el cuerpo JSON, invoca invoke_model y parsea la respuesta. Traduce errores de AWS a mensajes accionables.</w:t>
+              <w:t>Serialización del cuerpo de la petición, invocación de invoke_model y análisis de la respuesta. Traducción de los errores del proveedor a mensajes accionables.</w:t>
             </w:r>
           </w:p>
         </w:tc>
@@ -1006,7 +1044,7 @@
               <w:rPr>
                 <w:sz w:val="19"/>
               </w:rPr>
-              <w:t>Galería con procedencia, historial de versiones solo-anexado, índice vectorial de la guía de marca.</w:t>
+              <w:t>Galería con metadatos de procedencia, historial de versiones de tipo solo-anexado e índice vectorial de la guía de marca.</w:t>
             </w:r>
           </w:p>
         </w:tc>
@@ -1031,7 +1069,7 @@
         <w:pStyle w:val="Heading2"/>
       </w:pPr>
       <w:r>
-        <w:t>Justificación: API gestionada frente a modelo propio</w:t>
+        <w:t>Justificación de la API gestionada frente al despliegue propio</w:t>
       </w:r>
     </w:p>
     <w:p>
@@ -1041,7 +1079,7 @@
           <w:i w:val="0"/>
           <w:sz w:val="22"/>
         </w:rPr>
-        <w:t>La alternativa a Bedrock sería desplegar Stable Diffusion y un modelo de lenguaje abierto en infraestructura propia. Se ha descartado por tres razones, en este orden de peso:</w:t>
+        <w:t>La alternativa a Amazon Bedrock consistiría en desplegar Stable Diffusion y un modelo de lenguaje de código abierto sobre infraestructura propia. Dicha alternativa se ha descartado atendiendo a tres criterios, ordenados según su peso en la decisión.</w:t>
       </w:r>
     </w:p>
     <w:p>
@@ -1055,14 +1093,14 @@
           <w:b/>
           <w:sz w:val="22"/>
         </w:rPr>
-        <w:t xml:space="preserve">Tiempo de arranque. </w:t>
+        <w:t xml:space="preserve">Tiempo de puesta en marcha. </w:t>
       </w:r>
       <w:r>
         <w:rPr>
           <w:b w:val="0"/>
           <w:sz w:val="22"/>
         </w:rPr>
-        <w:t>Con Bedrock, la primera llamada funciona el mismo día en que se concede el acceso al modelo. Con infraestructura propia haría falta aprovisionar instancias con GPU, instalar los pesos, montar el servicio de inferencia y resolver el escalado. Para una herramienta interna cuyo valor está en el flujo de trabajo, no en la inferencia, ese esfuerzo no se recupera.</w:t>
+        <w:t>Mediante Amazon Bedrock, la primera invocación resulta operativa el mismo día en que se concede el acceso a los modelos. Un despliegue propio requeriría aprovisionar instancias con unidades de procesamiento gráfico, instalar los pesos de los modelos, configurar el servicio de inferencia y resolver el escalado. Tratándose de una herramienta interna cuyo valor reside en el flujo de trabajo y no en la inferencia, dicho esfuerzo no resulta amortizable.</w:t>
       </w:r>
     </w:p>
     <w:p>
@@ -1083,7 +1121,7 @@
           <w:b w:val="0"/>
           <w:sz w:val="22"/>
         </w:rPr>
-        <w:t>El modelo por uso encaja con un patrón de demanda irregular: los picos coinciden con los cierres de campaña y hay días de actividad casi nula. Una GPU reservada se paga esté o no trabajando. La agencia no tiene, además, un equipo de plataforma que mantenga ese despliegue.</w:t>
+        <w:t>El modelo de facturación por uso se ajusta a un patrón de demanda irregular, caracterizado por picos coincidentes con los cierres de campaña y periodos de actividad reducida. Una unidad de procesamiento gráfico reservada genera coste con independencia de su utilización efectiva. Adicionalmente, la agencia no dispone de un equipo de plataforma que asuma el mantenimiento de dicho despliegue.</w:t>
       </w:r>
     </w:p>
     <w:p>
@@ -1097,14 +1135,14 @@
           <w:b/>
           <w:sz w:val="22"/>
         </w:rPr>
-        <w:t xml:space="preserve">Acceso a varios modelos por una sola API. </w:t>
+        <w:t xml:space="preserve">Acceso unificado a múltiples modelos. </w:t>
       </w:r>
       <w:r>
         <w:rPr>
           <w:b w:val="0"/>
           <w:sz w:val="22"/>
         </w:rPr>
-        <w:t>El caso necesita tres familias distintas —lenguaje, difusión y embeddings— de tres proveedores distintos. Bedrock las expone con una única interfaz y un único mecanismo de credenciales.</w:t>
+        <w:t>El caso requiere tres familias de modelos —lenguaje, difusión y representaciones vectoriales— procedentes de tres proveedores distintos. Amazon Bedrock las expone a través de una interfaz única y un mecanismo común de gestión de credenciales.</w:t>
       </w:r>
     </w:p>
     <w:p>
@@ -1114,7 +1152,7 @@
           <w:i w:val="0"/>
           <w:sz w:val="22"/>
         </w:rPr>
-        <w:t>La contrapartida se asume de forma consciente: dependencia de un proveedor, menor control sobre las versiones de los modelos y coste marginal creciente si el volumen se disparara. El punto en el que convendría reconsiderar la decisión es identificable: un volumen sostenido y predecible que amortice una GPU reservada, o un requisito regulatorio que impida que el contenido salga de la propia infraestructura.</w:t>
+        <w:t>Las contrapartidas de esta decisión se asumen de forma explícita: dependencia de un proveedor único, menor control sobre las versiones de los modelos y crecimiento del coste marginal ante un incremento sostenido del volumen. Cabe identificar asimismo las condiciones bajo las cuales convendría reconsiderar la decisión: un volumen sostenido y predecible que permitiera amortizar infraestructura reservada, o un requisito regulatorio que impidiera la salida del contenido de la infraestructura propia.</w:t>
       </w:r>
     </w:p>
     <w:p>
@@ -1122,7 +1160,7 @@
         <w:pStyle w:val="Heading2"/>
       </w:pPr>
       <w:r>
-        <w:t>La decisión estructural: dónde se simula</w:t>
+        <w:t>Decisión estructural: la frontera de simulación</w:t>
       </w:r>
     </w:p>
     <w:p>
@@ -1132,7 +1170,7 @@
           <w:i w:val="0"/>
           <w:sz w:val="22"/>
         </w:rPr>
-        <w:t>Al no disponer de cuenta AWS, había que decidir en qué punto sustituir la llamada real. La opción evidente —una bifurcación en la lógica de negocio— se descartó porque deja el código de integración sin ejercitar: se escribe, pero nunca se comprueba que su forma sea correcta.</w:t>
+        <w:t>La ausencia de una cuenta de Amazon Web Services obligaba a determinar en qué punto del sistema debía sustituirse la llamada real. La opción más inmediata —una bifurcación condicional en la lógica de negocio— fue descartada por cuanto deja el código de integración sin ejercitar: se escribe, pero no se verifica la corrección de su forma.</w:t>
       </w:r>
     </w:p>
     <w:p>
@@ -1142,7 +1180,7 @@
           <w:i w:val="0"/>
           <w:sz w:val="22"/>
         </w:rPr>
-        <w:t>La solución adoptada sustituye el objeto de transporte, no la lógica. MockBedrockRuntime expone la misma operación invoke_model que el cliente de boto3, recibe exactamente el mismo cuerpo JSON que se enviaría a AWS y devuelve una respuesta con la misma estructura de sobre. En consecuencia, todo el código de la aplicación es código de producción: construye los payloads reales, los serializa igual y parsea las respuestas por el mismo camino.</w:t>
+        <w:t>La solución adoptada sustituye el objeto de transporte y no la lógica de la aplicación. La clase MockBedrockRuntime expone la misma operación invoke_model que el cliente de boto3, recibe el mismo cuerpo en formato JSON que se enviaría al proveedor y devuelve una respuesta con idéntica estructura. En consecuencia, la totalidad del código de la aplicación es código de producción: construye las peticiones reales, las serializa del mismo modo y analiza las respuestas siguiendo el mismo camino de ejecución.</w:t>
       </w:r>
     </w:p>
     <w:tbl>
@@ -1176,7 +1214,7 @@
               <w:rPr>
                 <w:sz w:val="20"/>
               </w:rPr>
-              <w:t>El sustituto valida cada payload que recibe contra el contrato documentado de cada modelo y rechaza los mal formados igual que haría AWS: anthropic_version incorrecto, temperature fuera de [0, 1], cfg_scale fuera de rango, text_prompts vacío. Una petición mal construida falla en desarrollo en lugar de devolver una respuesta plausible que oculte el error. La suite tests/test_contratos_bedrock.py comprueba esas validaciones.</w:t>
+              <w:t>El sustituto valida cada petición recibida frente al contrato documentado del modelo correspondiente y rechaza aquellas mal formadas del mismo modo que lo haría el proveedor: valor incorrecto en anthropic_version, temperatura fuera del intervalo [0, 1], escala de guía fuera de rango o conjunto de prompts vacío. Una petición incorrectamente construida falla durante el desarrollo en lugar de devolver una respuesta verosímil que enmascare el error. El conjunto de pruebas tests/test_contratos_bedrock.py verifica dichas validaciones.</w:t>
             </w:r>
           </w:p>
         </w:tc>
@@ -1203,7 +1241,7 @@
           <w:i w:val="0"/>
           <w:sz w:val="22"/>
         </w:rPr>
-        <w:t>Cada tarea usa el modelo y los parámetros que le corresponden por su naturaleza, siguiendo la regla de la unidad: rigor y consistencia exigen temperatura baja; creatividad y diversidad, temperatura alta. La tabla siguiente se genera automáticamente a partir de src/bedrock/models.py, de modo que refleja exactamente lo que la aplicación ejecuta.</w:t>
+        <w:t>Cada tarea emplea el modelo y los parámetros correspondientes a su naturaleza, conforme al principio establecido en la unidad: las tareas que exigen rigor y consistencia requieren temperaturas bajas, mientras que aquellas orientadas a la creatividad y la diversidad admiten temperaturas altas. La tabla siguiente se genera automáticamente a partir del módulo src/bedrock/models.py, de modo que refleja con exactitud los valores que la aplicación aplica en tiempo de ejecución.</w:t>
       </w:r>
     </w:p>
     <w:p>
@@ -1611,7 +1649,7 @@
           <w:i w:val="0"/>
           <w:sz w:val="22"/>
         </w:rPr>
-        <w:t>Justificación de cada elección:</w:t>
+        <w:t>Justificación de cada configuración:</w:t>
       </w:r>
     </w:p>
     <w:p>
@@ -1699,7 +1737,7 @@
         <w:pStyle w:val="Heading2"/>
       </w:pPr>
       <w:r>
-        <w:t>Por qué estos dos modelos y no los más recientes</w:t>
+        <w:t>Criterio de selección de la familia de modelos</w:t>
       </w:r>
     </w:p>
     <w:p>
@@ -1709,7 +1747,7 @@
           <w:i w:val="0"/>
           <w:sz w:val="22"/>
         </w:rPr>
-        <w:t>Se emplean Claude Haiku 4.5 para las tareas deterministas y de alto volumen, y Claude Sonnet 4.6 para las creativas. La razón de no usar los modelos más recientes de la familia Opus es técnica y merece explicarse: esos modelos sustituyen el muestreo explícito por razonamiento adaptativo y un parámetro de esfuerzo, y rechazan el parámetro temperature. Adoptarlos habría hecho imposible demostrar el control de inferencia que es el objeto de estudio de esta unidad.</w:t>
+        <w:t>Se emplea Claude Haiku 4.5 para las tareas deterministas y de alto volumen, y Claude Sonnet 4.6 para aquellas de naturaleza creativa. La decisión de no adoptar los modelos más recientes de la familia Opus obedece a un criterio técnico que conviene explicitar: dichos modelos sustituyen el muestreo estadístico explícito por un mecanismo de razonamiento adaptativo gobernado por un parámetro de esfuerzo, y rechazan el parámetro de temperatura. Su adopción habría impedido demostrar el control de los parámetros de inferencia que constituye el objeto de estudio de esta unidad.</w:t>
       </w:r>
     </w:p>
     <w:p>
@@ -1719,7 +1757,7 @@
           <w:i w:val="0"/>
           <w:sz w:val="22"/>
         </w:rPr>
-        <w:t>Merece la pena registrar la implicación de fondo: el control de la generación se está desplazando del muestreo estadístico —temperatura, Top-P— hacia el control del proceso de razonamiento. Un diseño hecho hoy sobre temperatura debe prever esa migración.</w:t>
+        <w:t>Procede señalar la implicación de fondo que se deriva de lo anterior: el control de la generación está desplazándose desde el muestreo estadístico —temperatura y Top-P— hacia el control del proceso de razonamiento del modelo. Todo diseño formulado hoy sobre parámetros de muestreo debería prever dicha transición.</w:t>
       </w:r>
     </w:p>
     <w:p>
@@ -1737,7 +1775,7 @@
           <w:i w:val="0"/>
           <w:sz w:val="22"/>
         </w:rPr>
-        <w:t>En imagen los parámetros no son temperatura y Top-P, sino la escala de guía (cfg_scale), los pasos de difusión (steps) y la semilla (seed). Cada estilo combina dos palancas: el preset nativo del modelo y un sufijo de prompt, porque los presets no cubren todos los estilos que pide el enunciado —no existe un preset de pintura al óleo—.</w:t>
+        <w:t>En el ámbito de la generación de imágenes los parámetros relevantes no son la temperatura y Top-P, sino la escala de guía (cfg_scale), el número de pasos de difusión (steps) y la semilla (seed). Cada estilo combina dos mecanismos: el preajuste nativo del modelo y un sufijo añadido al prompt. Dicha combinación responde a que los preajustes disponibles no cubren la totalidad de los estilos requeridos en el enunciado, dado que no existe un preajuste específico para la pintura al óleo.</w:t>
       </w:r>
     </w:p>
     <w:tbl>
@@ -2159,7 +2197,7 @@
                 <w:color w:val="23282D"/>
                 <w:sz w:val="20"/>
               </w:rPr>
-              <w:t>La semilla es el parámetro que hace auditable la generación</w:t>
+              <w:t>La semilla como parámetro de auditabilidad</w:t>
             </w:r>
           </w:p>
           <w:p>
@@ -2167,7 +2205,7 @@
               <w:rPr>
                 <w:sz w:val="20"/>
               </w:rPr>
-              <w:t>Con la misma semilla y el mismo prompt, Stable Diffusion produce la misma imagen. Eso convierte la generación en un proceso repetible: el diseñador puede iterar sobre una propuesta concreta en lugar de volver a tirar los dados, y la agencia puede acreditar cómo se produjo una imagen publicada. Por eso la semilla se guarda junto a cada pieza de la galería y no se trata como un detalle interno.</w:t>
+              <w:t>Ante una misma semilla y un mismo prompt, Stable Diffusion produce la misma imagen. Esta propiedad convierte la generación en un proceso reproducible: permite al diseñador iterar sobre una propuesta concreta y faculta a la agencia para acreditar el procedimiento de obtención de una imagen publicada. Por este motivo la semilla se conserva junto a cada pieza de la galería y no se trata como un detalle de implementación interno.</w:t>
             </w:r>
           </w:p>
         </w:tc>
@@ -2179,7 +2217,7 @@
         <w:pStyle w:val="Heading2"/>
       </w:pPr>
       <w:r>
-        <w:t>Embeddings (Amazon Titan)</w:t>
+        <w:t>Representaciones vectoriales (Amazon Titan)</w:t>
       </w:r>
     </w:p>
     <w:p>
@@ -2188,7 +2226,7 @@
           <w:b/>
           <w:sz w:val="22"/>
         </w:rPr>
-        <w:t xml:space="preserve">Modelo: </w:t>
+        <w:t xml:space="preserve">Modelo empleado: </w:t>
       </w:r>
       <w:r>
         <w:rPr>
@@ -2202,7 +2240,7 @@
           <w:b w:val="0"/>
           <w:sz w:val="22"/>
         </w:rPr>
-        <w:t>Se solicitan vectores de 1024 dimensiones normalizados. La normalización se pide al modelo porque permite calcular la similitud coseno como un simple producto escalar, sin dividir por las normas en cada consulta.</w:t>
+        <w:t>Se solicitan vectores de 1024 dimensiones normalizados. La normalización se delega en el modelo por cuanto permite calcular la similitud coseno como un producto escalar, evitando la división por las normas en cada consulta.</w:t>
       </w:r>
     </w:p>
     <w:p>
@@ -2210,7 +2248,7 @@
         <w:pStyle w:val="Heading2"/>
       </w:pPr>
       <w:r>
-        <w:t>Control de coste y de longitud</w:t>
+        <w:t>Control de coste y de longitud de respuesta</w:t>
       </w:r>
     </w:p>
     <w:p>
@@ -2220,7 +2258,7 @@
           <w:i w:val="0"/>
           <w:sz w:val="22"/>
         </w:rPr>
-        <w:t>max_tokens se fija por tarea y no de forma global: 1024 para resumir —porque un resumen más largo ha dejado de ser un resumen— y 4096 para expandir. Es simultáneamente un control de calidad y un control de gasto, ya que en Bedrock se paga por token generado. En producción se añadiría además un presupuesto mensual con alertas, y caché de prompts para los system prompts, que son idénticos en todas las llamadas de una misma tarea.</w:t>
+        <w:t>El parámetro max_tokens se establece por tarea y no de forma global: 1024 para la operación de resumen, dado que un resultado de mayor extensión dejaría de cumplir su función, y 4096 para la expansión de ideas. Constituye simultáneamente un control de calidad y un mecanismo de contención del gasto, por cuanto la facturación de Amazon Bedrock se establece por token generado. En un entorno productivo procedería añadir un presupuesto mensual con alertas asociadas, así como el almacenamiento en caché de las instrucciones de sistema, idénticas en todas las invocaciones de una misma tarea.</w:t>
       </w:r>
     </w:p>
     <w:p>
@@ -2243,7 +2281,7 @@
           <w:i w:val="0"/>
           <w:sz w:val="22"/>
         </w:rPr>
-        <w:t>El system prompt se construye por composición, no como cuatro textos independientes: un tronco común e invariable —rol, restricciones y reglas de prioridad— más un bloque específico por operación con el objetivo y el formato de salida. La razón es de seguridad: si cada operación repitiera sus propias reglas, acabarían divergiendo y la defensa frente a inyección tendría agujeros distintos según el botón que pulsara el usuario.</w:t>
+        <w:t>Las instrucciones de sistema se construyen mediante composición y no como cuatro textos independientes: un tronco común e invariable —que comprende el rol, las restricciones y las reglas de prioridad— al que se añade un bloque específico por operación con su objetivo y su formato de salida. La justificación de este enfoque es de orden securitario: si cada operación replicara sus propias reglas, estas divergirían con el tiempo y la defensa frente a la inyección de prompt presentaría vulnerabilidades distintas según la operación seleccionada por el usuario.</w:t>
       </w:r>
     </w:p>
     <w:p>
@@ -2326,7 +2364,7 @@
               <w:rPr>
                 <w:sz w:val="19"/>
               </w:rPr>
-              <w:t>Asistente editorial interno de una agencia de marketing. Editor profesional de marca: preciso, sobrio y directo. Prioriza la claridad sobre el lucimiento.</w:t>
+              <w:t>Asistente editorial interno de una agencia de marketing, caracterizado como editor profesional de marca: preciso, sobrio y directo, con prioridad de la claridad sobre el efecto estilístico.</w:t>
             </w:r>
           </w:p>
         </w:tc>
@@ -2356,7 +2394,7 @@
               <w:rPr>
                 <w:sz w:val="19"/>
               </w:rPr>
-              <w:t>Específico por operación: resumir al 30–40 %, expandir sin introducir hechos nuevos, corregir sin reescribir por preferencia, generar tres variaciones genuinamente distintas.</w:t>
+              <w:t>Específico por operación: reducción al 30–40 % de la extensión original en el resumen, desarrollo sin introducción de hechos nuevos en la expansión, corrección sin reescritura por preferencia, y generación de tres variaciones genuinamente diferenciadas.</w:t>
             </w:r>
           </w:p>
         </w:tc>
@@ -2386,7 +2424,7 @@
               <w:rPr>
                 <w:sz w:val="19"/>
               </w:rPr>
-              <w:t>Siete reglas inquebrantables: no inventar datos, avisar cuando falte información, respetar el idioma, conservar el significado, no emitir afirmaciones sensibles sin respaldo, no reproducir marcas ajenas, no producir estereotipos. Más las reglas de prioridad frente a inyección.</w:t>
+              <w:t>Siete reglas inquebrantables: no inventar datos, advertir ante la ausencia de información, respetar el idioma de entrada, conservar el significado, no emitir afirmaciones sensibles sin respaldo, no reproducir marcas ajenas y no producir estereotipos. A ellas se añaden las reglas de prioridad frente a la inyección de instrucciones.</w:t>
             </w:r>
           </w:p>
         </w:tc>
@@ -2416,7 +2454,7 @@
               <w:rPr>
                 <w:sz w:val="19"/>
               </w:rPr>
-              <w:t>Definido por operación: texto plano sin preámbulos para resumir; párrafos con máximo tres secciones para expandir; texto corregido más una sección CAMBIOS para corregir; tres bloques etiquetados en Markdown para variar.</w:t>
+              <w:t>Definido por operación: texto plano sin preámbulos para el resumen; párrafos con un máximo de tres secciones para la expansión; texto corregido acompañado de una sección de cambios para la corrección; y tres bloques etiquetados en formato Markdown para las variaciones.</w:t>
             </w:r>
           </w:p>
         </w:tc>
@@ -2427,7 +2465,7 @@
         <w:pStyle w:val="Heading2"/>
       </w:pPr>
       <w:r>
-        <w:t>System prompt completo (operación: corregir)</w:t>
+        <w:t>Instrucciones completas (operación de corrección)</w:t>
       </w:r>
     </w:p>
     <w:p>
@@ -2437,7 +2475,7 @@
           <w:i w:val="0"/>
           <w:sz w:val="22"/>
         </w:rPr>
-        <w:t>Se reproduce íntegro el prompt que la aplicación envía, extraído directamente del código. El bloque de contexto de marca que añade el RAG se muestra en la sección 3.5.</w:t>
+        <w:t>Se reproducen íntegramente las instrucciones que la aplicación transmite al modelo, extraídas directamente del código fuente. El bloque de contexto de marca que incorpora el mecanismo de recuperación se detalla en el apartado 3.5.</w:t>
       </w:r>
     </w:p>
     <w:tbl>
@@ -2722,7 +2760,7 @@
         <w:pStyle w:val="Heading2"/>
       </w:pPr>
       <w:r>
-        <w:t>La regla que hace el trabajo de seguridad</w:t>
+        <w:t>Mecanismo de prioridad de instrucciones</w:t>
       </w:r>
     </w:p>
     <w:p>
@@ -2732,7 +2770,7 @@
           <w:i w:val="0"/>
           <w:sz w:val="22"/>
         </w:rPr>
-        <w:t>El apartado «Prioridad de instrucciones» es el que convierte la delimitación en una defensa real. Declara explícitamente que lo que llega entre las etiquetas de contenido es dato y nunca instrucción, enumera los patrones de ataque más habituales para que el modelo los reconozca como texto a editar, y establece que las reglas de sistema prevalecen sobre cualquier cosa que aparezca en el contenido del usuario.</w:t>
+        <w:t>El apartado denominado «Prioridad de instrucciones» constituye el elemento que convierte la delimitación del contenido en una defensa efectiva. Establece de forma explícita que el material comprendido entre las etiquetas de contenido tiene naturaleza de dato y en ningún caso de instrucción, enumera los patrones de ataque más frecuentes para que el modelo los reconozca como texto susceptible de edición, y determina que las reglas de sistema prevalecen sobre cualquier contenido aportado por el usuario.</w:t>
       </w:r>
     </w:p>
     <w:p>
@@ -2742,7 +2780,7 @@
           <w:i w:val="0"/>
           <w:sz w:val="22"/>
         </w:rPr>
-        <w:t>Por sí sola no basta: un usuario podría cerrar la etiqueta e intentar escribir fuera del bloque delimitado. Esa vía se cierra en código, no en el prompt, y se explica en la sección 3.6.</w:t>
+        <w:t>Esta medida resulta insuficiente por sí sola: un usuario podría cerrar la etiqueta delimitadora e intentar redactar fuera del bloque acotado. Dicho vector se neutraliza mediante código y no mediante instrucciones, según se detalla en el apartado 3.6.</w:t>
       </w:r>
     </w:p>
     <w:p>
@@ -2781,7 +2819,7 @@
                 <w:color w:val="23282D"/>
                 <w:sz w:val="20"/>
               </w:rPr>
-              <w:t>La distinción, en una línea</w:t>
+              <w:t>Delimitación conceptual</w:t>
             </w:r>
           </w:p>
           <w:p>
@@ -2789,7 +2827,7 @@
               <w:rPr>
                 <w:sz w:val="20"/>
               </w:rPr>
-              <w:t>RAG aporta conocimiento verificable; la memoria aporta continuidad de trabajo. Aurora Studio implementa ambos, y los mantiene separados a propósito.</w:t>
+              <w:t>La generación aumentada por recuperación aporta conocimiento verificable; la memoria aporta continuidad del trabajo en curso. Aurora Studio implementa ambos mecanismos y los mantiene deliberadamente diferenciados.</w:t>
             </w:r>
           </w:p>
         </w:tc>
@@ -2801,7 +2839,7 @@
         <w:pStyle w:val="Heading2"/>
       </w:pPr>
       <w:r>
-        <w:t>RAG: sí, y por qué</w:t>
+        <w:t>Justificación del uso de RAG</w:t>
       </w:r>
     </w:p>
     <w:p>
@@ -2811,7 +2849,7 @@
           <w:i w:val="0"/>
           <w:sz w:val="22"/>
         </w:rPr>
-        <w:t>La aplicación necesita que Claude conozca la guía de estilo interna: paleta, terminología de producto, prohibiciones de estilo y política legal. Ese conocimiento no puede vivir en el system prompt por tres razones: ocuparía miles de tokens en cada llamada, quedaría desactualizado cada vez que el departamento legal cambiara una norma, y no permitiría citar la fuente de una recomendación concreta.</w:t>
+        <w:t>La aplicación requiere que el modelo de lenguaje disponga de la guía de estilo interna, que comprende la paleta cromática, la terminología de producto, las prohibiciones estilísticas y la política legal. Dicho conocimiento no puede incorporarse a las instrucciones de sistema por tres razones: ocuparía varios miles de tokens en cada invocación, quedaría desactualizado ante cada modificación normativa del departamento jurídico, y no permitiría citar la fuente concreta que respalda una recomendación determinada.</w:t>
       </w:r>
     </w:p>
     <w:p>
@@ -2821,7 +2859,7 @@
           <w:i w:val="0"/>
           <w:sz w:val="22"/>
         </w:rPr>
-        <w:t>Es el caso de uso canónico de RAG: recuperar de un corpus propio los fragmentos relevantes para la consulta y entregárselos al modelo antes de que responda.</w:t>
+        <w:t>Se trata, por tanto, del caso de uso canónico de la generación aumentada por recuperación: obtener de un corpus propio los fragmentos pertinentes para la consulta formulada y proporcionárselos al modelo con carácter previo a la generación de la respuesta.</w:t>
       </w:r>
     </w:p>
     <w:p>
@@ -2829,7 +2867,7 @@
         <w:pStyle w:val="Heading2"/>
       </w:pPr>
       <w:r>
-        <w:t>Cómo está construido el índice</w:t>
+        <w:t>Construcción del índice</w:t>
       </w:r>
     </w:p>
     <w:tbl>
@@ -2857,7 +2895,7 @@
                 <w:rFonts w:ascii="Consolas" w:hAnsi="Consolas"/>
                 <w:sz w:val="18"/>
               </w:rPr>
-              <w:t>4 documentos .md de la guía de marca</w:t>
+              <w:t>4 documentos .md de la guia de marca</w:t>
             </w:r>
           </w:p>
           <w:p>
@@ -2917,7 +2955,7 @@
                 <w:rFonts w:ascii="Consolas" w:hAnsi="Consolas"/>
                 <w:sz w:val="18"/>
               </w:rPr>
-              <w:t xml:space="preserve">        v  Amazon Titan Embeddings · 1024 dimensiones</w:t>
+              <w:t xml:space="preserve">        v  Amazon Titan Embeddings - 1024 dimensiones</w:t>
             </w:r>
           </w:p>
           <w:p>
@@ -2967,7 +3005,7 @@
           <w:i w:val="0"/>
           <w:sz w:val="22"/>
         </w:rPr>
-        <w:t>Tres decisiones de diseño merecen justificarse:</w:t>
+        <w:t>Tres decisiones de diseño requieren justificación expresa.</w:t>
       </w:r>
     </w:p>
     <w:p>
@@ -2981,14 +3019,14 @@
           <w:b/>
           <w:sz w:val="22"/>
         </w:rPr>
-        <w:t xml:space="preserve">Troceado por secciones, no por ventana de caracteres. </w:t>
+        <w:t xml:space="preserve">Segmentación por secciones frente a ventana de caracteres. </w:t>
       </w:r>
       <w:r>
         <w:rPr>
           <w:b w:val="0"/>
           <w:sz w:val="22"/>
         </w:rPr>
-        <w:t>La guía ya viene estructurada por temas. Partirla cada N caracteres rompería las tablas y separaría una prohibición de su contexto. Cuando el documento tiene estructura propia, el troceado debe respetarla.</w:t>
+        <w:t>La guía de estilo presenta una estructura temática propia. Su segmentación cada N caracteres fragmentaría las tablas y separaría cada prohibición de su contexto. Cuando el documento posee estructura propia, la segmentación debe respetarla.</w:t>
       </w:r>
     </w:p>
     <w:p>
@@ -3002,14 +3040,14 @@
           <w:b/>
           <w:sz w:val="22"/>
         </w:rPr>
-        <w:t xml:space="preserve">Índice en memoria, no base vectorial gestionada. </w:t>
+        <w:t xml:space="preserve">Índice en memoria frente a base de datos vectorial gestionada. </w:t>
       </w:r>
       <w:r>
         <w:rPr>
           <w:b w:val="0"/>
           <w:sz w:val="22"/>
         </w:rPr>
-        <w:t>El corpus son catorce fragmentos. Introducir OpenSearch Serverless o pgvector aquí sería sobreingeniería. El punto de corte a partir del cual sí compensaría está en el orden de las decenas de miles de fragmentos, o cuando el índice deba compartirse entre procesos y sobrevivir a los reinicios.</w:t>
+        <w:t>El corpus está compuesto por catorce fragmentos. La incorporación de soluciones como OpenSearch Serverless o pgvector constituiría sobreingeniería. El umbral a partir del cual dicha migración resultaría justificada se sitúa en el orden de las decenas de miles de fragmentos, o bien cuando el índice deba compartirse entre procesos y persistir entre reinicios.</w:t>
       </w:r>
     </w:p>
     <w:p>
@@ -3030,7 +3068,7 @@
           <w:b w:val="0"/>
           <w:sz w:val="22"/>
         </w:rPr>
-        <w:t>Se midió la puntuación del mejor fragmento en dos poblaciones: ocho consultas legítimas sobre la guía y cuatro consultas de ruido ajenas al dominio. El ruido no superó 0,052 y la consulta legítima peor puntuada alcanzó 0,120. El umbral se fijó en 0,09, en el hueco entre ambas. El script tests/test_rag_umbral.py reproduce la medición.</w:t>
+        <w:t>Se midió la puntuación del fragmento mejor valorado sobre dos poblaciones de consultas: ocho consultas legítimas relativas a la guía de marca y cuatro consultas de ruido ajenas al dominio. Las consultas de ruido no superaron el valor 0,052, mientras que la consulta legítima peor valorada alcanzó 0,120. El umbral se estableció en 0,09, situado en el intervalo entre ambas poblaciones. El procedimiento es reproducible mediante el script tests/test_rag_umbral.py.</w:t>
       </w:r>
     </w:p>
     <w:p>
@@ -3040,7 +3078,7 @@
           <w:i w:val="0"/>
           <w:sz w:val="22"/>
         </w:rPr>
-        <w:t>El umbral evita el fallo más común de un RAG mal calibrado: entregar siempre k fragmentos aunque ninguno venga a cuento. Inyectar ruido es peor que no inyectar nada, porque empuja al modelo a forzar conexiones que no existen.</w:t>
+        <w:t>El establecimiento de un umbral previene el error más frecuente en una implementación deficientemente calibrada: la entrega sistemática de k fragmentos con independencia de su pertinencia. La incorporación de contexto irrelevante resulta más perjudicial que su ausencia, por cuanto induce al modelo a establecer relaciones inexistentes.</w:t>
       </w:r>
     </w:p>
     <w:p>
@@ -3048,7 +3086,7 @@
         <w:pStyle w:val="Heading2"/>
       </w:pPr>
       <w:r>
-        <w:t>Memoria: sí, y es otra cosa</w:t>
+        <w:t>Justificación del uso de memoria</w:t>
       </w:r>
     </w:p>
     <w:p>
@@ -3058,7 +3096,7 @@
           <w:i w:val="0"/>
           <w:sz w:val="22"/>
         </w:rPr>
-        <w:t>La memoria de Aurora Studio es el historial de la pieza en curso: el texto que se está editando, sus versiones anteriores, quién hizo cada cambio con qué modelo y parámetros, y los comentarios asociados. Aporta continuidad dentro de la sesión de trabajo.</w:t>
+        <w:t>La memoria de Aurora Studio se materializa en el historial de la pieza en curso: el texto sometido a edición, sus versiones precedentes, la autoría de cada modificación con indicación del modelo y los parámetros empleados, y los comentarios asociados. Su función es aportar continuidad dentro de la sesión de trabajo.</w:t>
       </w:r>
     </w:p>
     <w:p>
@@ -3068,7 +3106,7 @@
           <w:i w:val="0"/>
           <w:sz w:val="22"/>
         </w:rPr>
-        <w:t>Está implementada como un registro de solo-anexado: las versiones no se sobrescriben nunca, y restaurar una versión anterior apila una versión nueva en lugar de borrar. Es más caro en memoria y es lo correcto, porque en un flujo de aprobación poder demostrar qué se aprobó y cuándo es un requisito de trazabilidad, no una comodidad.</w:t>
+        <w:t>Su implementación adopta la forma de un registro de solo-anexado: las versiones no se sobrescriben en ningún caso, y la restauración de una versión anterior genera una versión nueva en lugar de eliminar las existentes. Esta decisión implica un mayor consumo de memoria y se considera no obstante la correcta, por cuanto en un flujo de aprobación la capacidad de acreditar qué se aprobó y en qué momento constituye un requisito de trazabilidad y no una comodidad funcional.</w:t>
       </w:r>
     </w:p>
     <w:p>
@@ -3076,7 +3114,7 @@
         <w:pStyle w:val="Heading2"/>
       </w:pPr>
       <w:r>
-        <w:t>Por qué no se confunden</w:t>
+        <w:t>Diferenciación entre ambos mecanismos</w:t>
       </w:r>
     </w:p>
     <w:tbl>
@@ -3094,7 +3132,7 @@
       <w:tr>
         <w:tc>
           <w:tcPr>
-            <w:tcW w:type="dxa" w:w="1814"/>
+            <w:tcW w:type="dxa" w:w="2041"/>
             <w:shd w:val="clear" w:fill="1B3A5C"/>
           </w:tcPr>
           <w:p>
@@ -3105,12 +3143,13 @@
                 <w:color w:val="FFFFFF"/>
                 <w:sz w:val="19"/>
               </w:rPr>
+              <w:t>Criterio</w:t>
             </w:r>
           </w:p>
         </w:tc>
         <w:tc>
           <w:tcPr>
-            <w:tcW w:type="dxa" w:w="3628"/>
+            <w:tcW w:type="dxa" w:w="3515"/>
             <w:shd w:val="clear" w:fill="1B3A5C"/>
           </w:tcPr>
           <w:p>
@@ -3127,7 +3166,7 @@
         </w:tc>
         <w:tc>
           <w:tcPr>
-            <w:tcW w:type="dxa" w:w="3628"/>
+            <w:tcW w:type="dxa" w:w="3515"/>
             <w:shd w:val="clear" w:fill="1B3A5C"/>
           </w:tcPr>
           <w:p>
@@ -3146,7 +3185,7 @@
       <w:tr>
         <w:tc>
           <w:tcPr>
-            <w:tcW w:type="dxa" w:w="1814"/>
+            <w:tcW w:type="dxa" w:w="2041"/>
           </w:tcPr>
           <w:p>
             <w:r/>
@@ -3154,13 +3193,13 @@
               <w:rPr>
                 <w:sz w:val="19"/>
               </w:rPr>
-              <w:t>Qué aporta</w:t>
+              <w:t>Naturaleza de la aportación</w:t>
             </w:r>
           </w:p>
         </w:tc>
         <w:tc>
           <w:tcPr>
-            <w:tcW w:type="dxa" w:w="3628"/>
+            <w:tcW w:type="dxa" w:w="3515"/>
           </w:tcPr>
           <w:p>
             <w:r/>
@@ -3174,7 +3213,7 @@
         </w:tc>
         <w:tc>
           <w:tcPr>
-            <w:tcW w:type="dxa" w:w="3628"/>
+            <w:tcW w:type="dxa" w:w="3515"/>
           </w:tcPr>
           <w:p>
             <w:r/>
@@ -3190,7 +3229,7 @@
       <w:tr>
         <w:tc>
           <w:tcPr>
-            <w:tcW w:type="dxa" w:w="1814"/>
+            <w:tcW w:type="dxa" w:w="2041"/>
           </w:tcPr>
           <w:p>
             <w:r/>
@@ -3198,13 +3237,13 @@
               <w:rPr>
                 <w:sz w:val="19"/>
               </w:rPr>
-              <w:t>De dónde viene</w:t>
+              <w:t>Origen</w:t>
             </w:r>
           </w:p>
         </w:tc>
         <w:tc>
           <w:tcPr>
-            <w:tcW w:type="dxa" w:w="3628"/>
+            <w:tcW w:type="dxa" w:w="3515"/>
           </w:tcPr>
           <w:p>
             <w:r/>
@@ -3218,7 +3257,7 @@
         </w:tc>
         <w:tc>
           <w:tcPr>
-            <w:tcW w:type="dxa" w:w="3628"/>
+            <w:tcW w:type="dxa" w:w="3515"/>
           </w:tcPr>
           <w:p>
             <w:r/>
@@ -3226,7 +3265,7 @@
               <w:rPr>
                 <w:sz w:val="19"/>
               </w:rPr>
-              <w:t>Acciones del usuario en esta sesión</w:t>
+              <w:t>Acciones del usuario durante la sesión</w:t>
             </w:r>
           </w:p>
         </w:tc>
@@ -3234,7 +3273,7 @@
       <w:tr>
         <w:tc>
           <w:tcPr>
-            <w:tcW w:type="dxa" w:w="1814"/>
+            <w:tcW w:type="dxa" w:w="2041"/>
           </w:tcPr>
           <w:p>
             <w:r/>
@@ -3242,13 +3281,13 @@
               <w:rPr>
                 <w:sz w:val="19"/>
               </w:rPr>
-              <w:t>Cómo se recupera</w:t>
+              <w:t>Mecanismo de acceso</w:t>
             </w:r>
           </w:p>
         </w:tc>
         <w:tc>
           <w:tcPr>
-            <w:tcW w:type="dxa" w:w="3628"/>
+            <w:tcW w:type="dxa" w:w="3515"/>
           </w:tcPr>
           <w:p>
             <w:r/>
@@ -3256,13 +3295,13 @@
               <w:rPr>
                 <w:sz w:val="19"/>
               </w:rPr>
-              <w:t>Similitud semántica sobre embeddings</w:t>
+              <w:t>Similitud semántica sobre representaciones vectoriales</w:t>
             </w:r>
           </w:p>
         </w:tc>
         <w:tc>
           <w:tcPr>
-            <w:tcW w:type="dxa" w:w="3628"/>
+            <w:tcW w:type="dxa" w:w="3515"/>
           </w:tcPr>
           <w:p>
             <w:r/>
@@ -3278,7 +3317,7 @@
       <w:tr>
         <w:tc>
           <w:tcPr>
-            <w:tcW w:type="dxa" w:w="1814"/>
+            <w:tcW w:type="dxa" w:w="2041"/>
           </w:tcPr>
           <w:p>
             <w:r/>
@@ -3286,13 +3325,13 @@
               <w:rPr>
                 <w:sz w:val="19"/>
               </w:rPr>
-              <w:t>Cuándo cambia</w:t>
+              <w:t>Frecuencia de cambio</w:t>
             </w:r>
           </w:p>
         </w:tc>
         <w:tc>
           <w:tcPr>
-            <w:tcW w:type="dxa" w:w="3628"/>
+            <w:tcW w:type="dxa" w:w="3515"/>
           </w:tcPr>
           <w:p>
             <w:r/>
@@ -3300,13 +3339,13 @@
               <w:rPr>
                 <w:sz w:val="19"/>
               </w:rPr>
-              <w:t>Cuando legal o marca actualizan la guía</w:t>
+              <w:t>Ante actualizaciones de la guía por marca o asesoría jurídica</w:t>
             </w:r>
           </w:p>
         </w:tc>
         <w:tc>
           <w:tcPr>
-            <w:tcW w:type="dxa" w:w="3628"/>
+            <w:tcW w:type="dxa" w:w="3515"/>
           </w:tcPr>
           <w:p>
             <w:r/>
@@ -3314,7 +3353,7 @@
               <w:rPr>
                 <w:sz w:val="19"/>
               </w:rPr>
-              <w:t>En cada operación que el usuario guarda</w:t>
+              <w:t>En cada operación que el usuario consolida</w:t>
             </w:r>
           </w:p>
         </w:tc>
@@ -3322,7 +3361,7 @@
       <w:tr>
         <w:tc>
           <w:tcPr>
-            <w:tcW w:type="dxa" w:w="1814"/>
+            <w:tcW w:type="dxa" w:w="2041"/>
           </w:tcPr>
           <w:p>
             <w:r/>
@@ -3330,13 +3369,13 @@
               <w:rPr>
                 <w:sz w:val="19"/>
               </w:rPr>
-              <w:t>Dónde vive</w:t>
+              <w:t>Ubicación en el código</w:t>
             </w:r>
           </w:p>
         </w:tc>
         <w:tc>
           <w:tcPr>
-            <w:tcW w:type="dxa" w:w="3628"/>
+            <w:tcW w:type="dxa" w:w="3515"/>
           </w:tcPr>
           <w:p>
             <w:r/>
@@ -3344,13 +3383,13 @@
               <w:rPr>
                 <w:sz w:val="19"/>
               </w:rPr>
-              <w:t>Índice vectorial (src/services/rag_service.py)</w:t>
+              <w:t>src/services/rag_service.py</w:t>
             </w:r>
           </w:p>
         </w:tc>
         <w:tc>
           <w:tcPr>
-            <w:tcW w:type="dxa" w:w="3628"/>
+            <w:tcW w:type="dxa" w:w="3515"/>
           </w:tcPr>
           <w:p>
             <w:r/>
@@ -3358,7 +3397,7 @@
               <w:rPr>
                 <w:sz w:val="19"/>
               </w:rPr>
-              <w:t>Estado de sesión (src/domain/versioning.py)</w:t>
+              <w:t>src/domain/versioning.py</w:t>
             </w:r>
           </w:p>
         </w:tc>
@@ -3371,7 +3410,7 @@
           <w:i w:val="0"/>
           <w:sz w:val="22"/>
         </w:rPr>
-        <w:t>El error que se ha evitado deliberadamente es usar la memoria conversacional como sustituto del RAG, es decir, pegar la guía de estilo en el primer mensaje de la conversación y confiar en que el modelo la recuerde. Eso consume contexto en cada turno, degrada la atención sobre lo importante y no permite saber qué fragmento concreto respaldó una recomendación.</w:t>
+        <w:t>Se ha evitado deliberadamente el error consistente en emplear la memoria conversacional como sustituto de la recuperación, esto es, incorporar la guía de estilo al primer mensaje de la conversación confiando en su retención por parte del modelo. Dicha práctica consume contexto en cada turno, degrada la atención sobre la información relevante e imposibilita determinar qué fragmento concreto respaldó una recomendación.</w:t>
       </w:r>
     </w:p>
     <w:p>
@@ -3394,7 +3433,7 @@
           <w:i w:val="0"/>
           <w:sz w:val="22"/>
         </w:rPr>
-        <w:t>Los cuatro frentes se abordan con controles implementados en el flujo de ejecución, no solo declarados. Se documenta también, en cada uno, hasta dónde llega el control y qué haría falta en producción.</w:t>
+        <w:t>Los cuatro frentes establecidos en la guía se abordan mediante controles implementados en el flujo de ejecución y no únicamente enunciados. Se documenta asimismo, en cada uno de ellos, el alcance efectivo del control y los elementos que resultarían necesarios en un entorno productivo.</w:t>
       </w:r>
     </w:p>
     <w:p>
@@ -3402,7 +3441,7 @@
         <w:pStyle w:val="Heading2"/>
       </w:pPr>
       <w:r>
-        <w:t>Moderación</w:t>
+        <w:t>Moderación de contenido</w:t>
       </w:r>
     </w:p>
     <w:p>
@@ -3412,7 +3451,7 @@
           <w:i w:val="0"/>
           <w:sz w:val="22"/>
         </w:rPr>
-        <w:t>Se modera la entrada y también la salida. Moderar solo la entrada es insuficiente: un prompt inocuo puede producir una salida problemática. El orden de los pasos está pensado para que el control barato se ejecute antes que el caro:</w:t>
+        <w:t>Se somete a moderación tanto la entrada como la salida. La moderación exclusiva de la entrada resulta insuficiente, por cuanto una petición inocua puede generar una respuesta problemática. La secuencia de pasos se ha ordenado de modo que los controles de menor coste computacional precedan a los de mayor coste.</w:t>
       </w:r>
     </w:p>
     <w:tbl>
@@ -3440,7 +3479,7 @@
                 <w:rFonts w:ascii="Consolas" w:hAnsi="Consolas"/>
                 <w:sz w:val="18"/>
               </w:rPr>
-              <w:t>1. Moderar la entrada        &lt;- si bloquea, no se gasta en el modelo</w:t>
+              <w:t>1. Moderar la entrada        &lt;- si bloquea, no se invoca al modelo</w:t>
             </w:r>
           </w:p>
           <w:p>
@@ -3452,7 +3491,7 @@
                 <w:rFonts w:ascii="Consolas" w:hAnsi="Consolas"/>
                 <w:sz w:val="18"/>
               </w:rPr>
-              <w:t>2. Sanear anti-inyeccion     &lt;- antes de construir el prompt</w:t>
+              <w:t>2. Sanear anti-inyeccion     &lt;- previo a la construccion del prompt</w:t>
             </w:r>
           </w:p>
           <w:p>
@@ -3464,7 +3503,7 @@
                 <w:rFonts w:ascii="Consolas" w:hAnsi="Consolas"/>
                 <w:sz w:val="18"/>
               </w:rPr>
-              <w:t>3. Recuperar contexto RAG</w:t>
+              <w:t>3. Recuperar contexto (RAG)</w:t>
             </w:r>
           </w:p>
           <w:p>
@@ -3476,7 +3515,7 @@
                 <w:rFonts w:ascii="Consolas" w:hAnsi="Consolas"/>
                 <w:sz w:val="18"/>
               </w:rPr>
-              <w:t>4. Construir el prompt</w:t>
+              <w:t>4. Construir las instrucciones</w:t>
             </w:r>
           </w:p>
           <w:p>
@@ -3500,7 +3539,7 @@
                 <w:rFonts w:ascii="Consolas" w:hAnsi="Consolas"/>
                 <w:sz w:val="18"/>
               </w:rPr>
-              <w:t>6. Moderar la salida         &lt;- el riesgo no esta solo en la entrada</w:t>
+              <w:t>6. Moderar la salida         &lt;- el riesgo no reside solo en la entrada</w:t>
             </w:r>
           </w:p>
         </w:tc>
@@ -3514,7 +3553,7 @@
           <w:i w:val="0"/>
           <w:sz w:val="22"/>
         </w:rPr>
-        <w:t>La moderación implementada es por listas y reglas: detecta lo evidente y deja pasar lo sutil. Se declara así de forma explícita porque presentarla como una solución completa sería precisamente el error que el caso pide evitar. En una implantación real sería la primera de tres capas: esta, más Amazon Bedrock Guardrails con políticas gestionadas y detección de información personal, más los filtros nativos de los propios modelos —Stable Diffusion ya devuelve finishReason CONTENT_FILTERED cuando rechaza una generación, y la aplicación lo trata—.</w:t>
+        <w:t>La moderación implementada opera mediante listas y reglas, por lo que detecta las infracciones evidentes y no aquellas de carácter sutil. Se declara esta limitación de forma explícita por cuanto su presentación como solución completa constituiría precisamente el error que el caso requiere evitar. En una implantación real conformaría la primera de tres capas, complementada por Amazon Bedrock Guardrails —con políticas gestionadas de contenido y detección de información personal— y por los filtros nativos de los propios modelos. Cabe señalar que Stable Diffusion devuelve el indicador CONTENT_FILTERED al rechazar una generación, circunstancia que la aplicación contempla y gestiona.</w:t>
       </w:r>
     </w:p>
     <w:p>
@@ -3532,7 +3571,7 @@
           <w:i w:val="0"/>
           <w:sz w:val="22"/>
         </w:rPr>
-        <w:t>El modelo de amenaza asumido es un usuario autenticado de la herramienta: un redactor, o alguien que pega un texto de origen externo sin revisarlo. Su objetivo puede ser extraer el system prompt, anular las reglas de marca o usar la herramienta fuera de política.</w:t>
+        <w:t>El modelo de amenaza considerado corresponde a un usuario autenticado de la herramienta: un redactor, o bien una persona que incorpora un texto de origen externo sin revisión previa. Su finalidad puede consistir en extraer las instrucciones de sistema, anular las reglas de marca o emplear la herramienta al margen de la política establecida.</w:t>
       </w:r>
     </w:p>
     <w:p>
@@ -3542,7 +3581,7 @@
           <w:i w:val="0"/>
           <w:sz w:val="22"/>
         </w:rPr>
-        <w:t>La defensa tiene tres capas, y solo una es determinista:</w:t>
+        <w:t>La defensa se articula en tres capas, de las cuales únicamente una ofrece garantía determinista.</w:t>
       </w:r>
     </w:p>
     <w:tbl>
@@ -3588,7 +3627,7 @@
                 <w:color w:val="FFFFFF"/>
                 <w:sz w:val="19"/>
               </w:rPr>
-              <w:t>Qué hace</w:t>
+              <w:t>Funcionamiento</w:t>
             </w:r>
           </w:p>
         </w:tc>
@@ -3635,7 +3674,7 @@
               <w:rPr>
                 <w:sz w:val="19"/>
               </w:rPr>
-              <w:t>Sustituye cualquier aparición de las etiquetas reservadas en el texto del usuario, de modo que no pueda cerrar el bloque de contenido.</w:t>
+              <w:t>Sustituye toda aparición de las etiquetas reservadas en el texto aportado por el usuario, impidiendo el cierre del bloque de contenido.</w:t>
             </w:r>
           </w:p>
         </w:tc>
@@ -3679,7 +3718,7 @@
               <w:rPr>
                 <w:sz w:val="19"/>
               </w:rPr>
-              <w:t>Identifica frases con forma de instrucción («ignora las instrucciones anteriores», «revela tu prompt») y avisa al usuario y al registro.</w:t>
+              <w:t>Identifica formulaciones con estructura de instrucción y notifica al usuario y al registro de la aplicación.</w:t>
             </w:r>
           </w:p>
         </w:tc>
@@ -3709,7 +3748,7 @@
               <w:rPr>
                 <w:sz w:val="19"/>
               </w:rPr>
-              <w:t>Prioridad declarada en el prompt</w:t>
+              <w:t>Prioridad declarada en las instrucciones</w:t>
             </w:r>
           </w:p>
         </w:tc>
@@ -3723,7 +3762,7 @@
               <w:rPr>
                 <w:sz w:val="19"/>
               </w:rPr>
-              <w:t>El system prompt establece que lo delimitado es dato y que las reglas de sistema prevalecen.</w:t>
+              <w:t>Las instrucciones de sistema establecen la naturaleza de dato del contenido delimitado y la prevalencia de las reglas de sistema.</w:t>
             </w:r>
           </w:p>
         </w:tc>
@@ -3737,7 +3776,7 @@
               <w:rPr>
                 <w:sz w:val="19"/>
               </w:rPr>
-              <w:t>Depende del modelo</w:t>
+              <w:t>Dependiente del modelo</w:t>
             </w:r>
           </w:p>
         </w:tc>
@@ -3766,7 +3805,7 @@
                 <w:color w:val="23282D"/>
                 <w:sz w:val="20"/>
               </w:rPr>
-              <w:t>Una decisión de producto, no solo técnica</w:t>
+              <w:t>Criterio adoptado ante entradas sospechosas</w:t>
             </w:r>
           </w:p>
           <w:p>
@@ -3774,7 +3813,7 @@
               <w:rPr>
                 <w:sz w:val="20"/>
               </w:rPr>
-              <w:t>La entrada sospechosa no se rechaza: se neutraliza y se avisa. Bloquearla sería la respuesta equivocada, porque un redactor puede legítimamente querer editar un artículo sobre inyección de prompt, y la herramienta debe permitirlo. Lo que no debe permitir es que ese texto cambie el comportamiento del modelo.</w:t>
+              <w:t>La entrada sospechosa no se rechaza, sino que se neutraliza y se notifica. El rechazo constituiría una respuesta inadecuada, por cuanto un redactor puede legítimamente requerir la edición de un texto que trate sobre inyección de prompt, y la herramienta debe permitirlo. Lo que no debe permitir es que dicho texto altere el comportamiento del modelo.</w:t>
             </w:r>
           </w:p>
         </w:tc>
@@ -3788,7 +3827,7 @@
           <w:i w:val="0"/>
           <w:sz w:val="22"/>
         </w:rPr>
-        <w:t>Como control de última línea, la moderación de salida comprueba que la respuesta no contenga fragmentos del propio system prompt. Si los contuviera, sería la señal de una inyección con éxito y la salida se bloquea antes de mostrarse.</w:t>
+        <w:t>Como control de última instancia, la moderación de salida verifica que la respuesta no contenga fragmentos de las propias instrucciones de sistema. Su presencia constituiría el indicio de una inyección exitosa, ante lo cual la salida se bloquea con carácter previo a su presentación.</w:t>
       </w:r>
     </w:p>
     <w:p>
@@ -3806,7 +3845,7 @@
           <w:i w:val="0"/>
           <w:sz w:val="22"/>
         </w:rPr>
-        <w:t>El sesgo se aborda en tres puntos. En el system prompt, con una regla inquebrantable que prohíbe estereotipos y obliga a señalar los que aparezcan en el texto de entrada. En los prompts de imagen, con un detector de descriptores que fijan atributos personales sin necesidad funcional: un rol profesional sin más contexto hará que el modelo reproduzca el estereotipo dominante de su conjunto de entrenamiento. Y en la salida, revisando el texto generado con los mismos marcadores.</w:t>
+        <w:t>El tratamiento del sesgo se articula en tres puntos del sistema. En las instrucciones de sistema, mediante una regla inquebrantable que prohíbe los estereotipos y obliga a señalar aquellos presentes en el texto de entrada. En las peticiones de generación de imágenes, mediante un detector de descriptores que fijan atributos personales sin necesidad funcional, dado que la mención de un rol profesional sin contexto adicional induce al modelo a reproducir el estereotipo predominante en su conjunto de entrenamiento. Y en la respuesta generada, mediante la revisión del texto con los mismos marcadores.</w:t>
       </w:r>
     </w:p>
     <w:p>
@@ -3816,7 +3855,7 @@
           <w:i w:val="0"/>
           <w:sz w:val="22"/>
         </w:rPr>
-        <w:t>El detector avisa, no bloquea, y la razón es la misma que antes: el objetivo es que la persona decida con la información delante, no que la herramienta decida por ella. Un filtro de sesgo que bloquea acaba desactivado.</w:t>
+        <w:t>El detector notifica sin bloquear, atendiendo al mismo criterio expuesto anteriormente: el objetivo consiste en que la persona adopte la decisión disponiendo de la información pertinente, y no en que la herramienta la adopte en su lugar. Un filtro de sesgo de carácter bloqueante tiende a ser desactivado por sus usuarios.</w:t>
       </w:r>
     </w:p>
     <w:p>
@@ -3826,7 +3865,7 @@
           <w:i w:val="0"/>
           <w:sz w:val="22"/>
         </w:rPr>
-        <w:t>Límite declarado: esto detecta sesgo léxico en el prompt, no sesgo en la imagen resultante. Evaluar lo segundo exigiría generar lotes y analizar la distribución demográfica de las salidas, que es un trabajo de auditoría periódica, no un control en línea.</w:t>
+        <w:t>Límite declarado: el mecanismo descrito detecta sesgo léxico en la petición, no sesgo en la imagen resultante. La evaluación de este último requeriría la generación de lotes y el análisis de la distribución demográfica de las salidas, lo que constituye una labor de auditoría periódica y no un control en línea.</w:t>
       </w:r>
     </w:p>
     <w:p>
@@ -3855,7 +3894,7 @@
           <w:b w:val="0"/>
           <w:sz w:val="22"/>
         </w:rPr>
-        <w:t>El prompt de imagen se contrasta con una lista de marcas protegidas. Generar piezas que evoquen marcas ajenas expone a la agencia a una reclamación por infracción, así que aquí sí se bloquea.</w:t>
+        <w:t>La petición de generación de imágenes se contrasta con un listado de marcas protegidas. La producción de piezas que evoquen marcas ajenas expone a la agencia a una reclamación por infracción, motivo por el cual en este supuesto sí se procede al bloqueo.</w:t>
       </w:r>
     </w:p>
     <w:p>
@@ -3876,7 +3915,7 @@
           <w:b w:val="0"/>
           <w:sz w:val="22"/>
         </w:rPr>
-        <w:t>Se bloquean las peticiones que invocan el estilo de un artista vivo o de un estudio con obra protegida. El estilo debe describirse por sus atributos visuales, no por su autor. Es el vector de riesgo más habitual en generación de imágenes para marketing.</w:t>
+        <w:t>Se bloquean las peticiones que invocan el estilo de un artista vivo o de un estudio con obra protegida. El estilo debe describirse mediante sus atributos visuales y no mediante su autoría. Constituye el vector de riesgo más frecuente en la generación de imágenes para marketing.</w:t>
       </w:r>
     </w:p>
     <w:p>
@@ -3897,7 +3936,7 @@
           <w:b w:val="0"/>
           <w:sz w:val="22"/>
         </w:rPr>
-        <w:t>Cada imagen conserva su prompt, su estilo, su semilla, su autor y la marca explícita de haber sido generada con IA. Es lo que permite acreditar el proceso si un tercero lo cuestiona, y es un requisito que la propia guía de marca impone.</w:t>
+        <w:t>Cada imagen conserva su prompt, su estilo, su semilla, su autoría y la indicación expresa de haber sido generada mediante inteligencia artificial. Dichos metadatos permiten acreditar el procedimiento ante un eventual cuestionamiento por terceros, y responden a un requisito establecido por la propia guía de marca.</w:t>
       </w:r>
     </w:p>
     <w:p>
@@ -3918,7 +3957,7 @@
           <w:b w:val="0"/>
           <w:sz w:val="22"/>
         </w:rPr>
-        <w:t>La política prohíbe enviar datos personales de clientes a los modelos. En producción esto se reforzaría con la detección de información personal de Bedrock Guardrails, que puede redactar automáticamente los datos antes de la inferencia.</w:t>
+        <w:t>La política prohíbe la transmisión de datos personales de clientes a los modelos. En un entorno productivo esta medida se reforzaría mediante la detección de información personal de Amazon Bedrock Guardrails, capaz de redactar automáticamente dichos datos con carácter previo a la inferencia.</w:t>
       </w:r>
     </w:p>
     <w:p>
@@ -3939,7 +3978,7 @@
           <w:b w:val="0"/>
           <w:sz w:val="22"/>
         </w:rPr>
-        <w:t>En producción: cifrado en reposo con claves gestionadas por el cliente en KMS para el bucket de imágenes y el historial, y TLS en tránsito, que Bedrock ya impone. En esta entrega el almacenamiento es de sesión y no persiste, por lo que el cifrado en reposo no aplica todavía; se documenta como requisito del paso a producción, no como algo resuelto.</w:t>
+        <w:t>En un entorno productivo procedería aplicar cifrado en reposo con claves gestionadas por el cliente mediante KMS para el almacenamiento de imágenes y el historial, así como cifrado en tránsito, que Amazon Bedrock ya impone. En la presente entrega el almacenamiento es de sesión y no persiste, por lo que el cifrado en reposo no resulta aplicable; se documenta como requisito del paso a producción y no como elemento resuelto.</w:t>
       </w:r>
     </w:p>
     <w:p>
@@ -3949,7 +3988,7 @@
           <w:i w:val="0"/>
           <w:sz w:val="22"/>
         </w:rPr>
-        <w:t>Sobre la titularidad de lo generado: es un terreno jurídicamente inestable que varía por jurisdicción. La política adoptada es de prudencia —no registrar las imágenes generadas como obra propia, no usarlas como elemento central de una identidad de marca registrable, y documentar siempre el prompt y la semilla—. No es una respuesta jurídica; es una posición defendible mientras no la haya.</w:t>
+        <w:t>En cuanto a la titularidad del contenido generado, se trata de una materia jurídicamente inestable que presenta variaciones según la jurisdicción. La política adoptada responde a un criterio de prudencia: no registrar las imágenes generadas como obra propia, no emplearlas como elemento central de una identidad de marca susceptible de registro, y documentar en todo caso el prompt y la semilla utilizados. No constituye una respuesta jurídica, sino una posición defendible en ausencia de la misma.</w:t>
       </w:r>
     </w:p>
     <w:p>
@@ -3962,7 +4001,7 @@
         <w:pStyle w:val="Heading1"/>
       </w:pPr>
       <w:r>
-        <w:t>4. Vía A · La aplicación entregada</w:t>
+        <w:t>4. Vía A · La aplicación desarrollada</w:t>
       </w:r>
     </w:p>
     <w:p>
@@ -3972,7 +4011,7 @@
           <w:i w:val="0"/>
           <w:sz w:val="22"/>
         </w:rPr>
-        <w:t>Aurora Studio es una aplicación Streamlit con cuatro pantallas. Cubre el alcance mínimo que exige la guía y la totalidad del alcance ampliado.</w:t>
+        <w:t>Aurora Studio es una aplicación web desarrollada con Streamlit y compuesta por cuatro pantallas. Cubre la totalidad del alcance mínimo exigido en la guía, así como el alcance ampliado en su integridad.</w:t>
       </w:r>
     </w:p>
     <w:p>
@@ -4043,7 +4082,7 @@
                 <w:color w:val="FFFFFF"/>
                 <w:sz w:val="19"/>
               </w:rPr>
-              <w:t>Dónde se ve</w:t>
+              <w:t>Ubicación</w:t>
             </w:r>
           </w:p>
         </w:tc>
@@ -4117,7 +4156,7 @@
               <w:rPr>
                 <w:sz w:val="19"/>
               </w:rPr>
-              <w:t>Completo · 4 operaciones</w:t>
+              <w:t>Completo · cuatro operaciones</w:t>
             </w:r>
           </w:p>
         </w:tc>
@@ -4147,7 +4186,7 @@
               <w:rPr>
                 <w:sz w:val="19"/>
               </w:rPr>
-              <w:t>Ambos flujos llaman a Bedrock y muestran el resultado</w:t>
+              <w:t>Ambos flujos invocan Bedrock y presentan el resultado</w:t>
             </w:r>
           </w:p>
         </w:tc>
@@ -4205,7 +4244,7 @@
               <w:rPr>
                 <w:sz w:val="19"/>
               </w:rPr>
-              <w:t>Completo · 4 estilos</w:t>
+              <w:t>Completo · cuatro estilos</w:t>
             </w:r>
           </w:p>
         </w:tc>
@@ -4293,7 +4332,7 @@
               <w:rPr>
                 <w:sz w:val="19"/>
               </w:rPr>
-              <w:t>Completo · 3 roles, 6 permisos</w:t>
+              <w:t>Completo · tres roles, seis permisos</w:t>
             </w:r>
           </w:p>
         </w:tc>
@@ -4318,7 +4357,7 @@
         <w:pStyle w:val="Heading2"/>
       </w:pPr>
       <w:r>
-        <w:t>Cómo ejecutarla</w:t>
+        <w:t>Procedimiento de ejecución</w:t>
       </w:r>
     </w:p>
     <w:tbl>
@@ -4358,7 +4397,7 @@
                 <w:rFonts w:ascii="Consolas" w:hAnsi="Consolas"/>
                 <w:sz w:val="18"/>
               </w:rPr>
-              <w:t>streamlit run app.py</w:t>
+              <w:t>python -m streamlit run app.py</w:t>
             </w:r>
           </w:p>
           <w:p>
@@ -4381,7 +4420,7 @@
                 <w:rFonts w:ascii="Consolas" w:hAnsi="Consolas"/>
                 <w:sz w:val="18"/>
               </w:rPr>
-              <w:t># Para llamar a AWS de verdad, sin tocar el codigo:</w:t>
+              <w:t># Para invocar Amazon Bedrock de forma efectiva:</w:t>
             </w:r>
           </w:p>
           <w:p>
@@ -4437,11 +4476,22 @@
     </w:tbl>
     <w:p/>
     <w:p>
+      <w:r>
+        <w:rPr>
+          <w:b w:val="0"/>
+          <w:i w:val="0"/>
+          <w:color w:val="5A626B"/>
+          <w:sz w:val="20"/>
+        </w:rPr>
+        <w:t>Se invoca Streamlit como módulo de Python y no mediante el comando directo por cuanto en numerosas instalaciones de Windows el directorio Scripts del intérprete no figura en la variable PATH, circunstancia que provoca el fallo del comando pese a estar el paquete correctamente instalado. La invocación como módulo emplea el mismo intérprete con el que se instalaron las dependencias.</w:t>
+      </w:r>
+    </w:p>
+    <w:p>
       <w:pPr>
         <w:pStyle w:val="Heading2"/>
       </w:pPr>
       <w:r>
-        <w:t>Evidencia de la integración</w:t>
+        <w:t>Evidencia de la corrección de la integración</w:t>
       </w:r>
     </w:p>
     <w:p>
@@ -4451,7 +4501,7 @@
           <w:i w:val="0"/>
           <w:sz w:val="22"/>
         </w:rPr>
-        <w:t>Como la aplicación no llama a AWS, la evidencia de que la integración es correcta se aporta por tres vías distintas:</w:t>
+        <w:t>Dado que la aplicación no invoca efectivamente a Amazon Web Services, la evidencia de la corrección de la integración se aporta por tres vías complementarias.</w:t>
       </w:r>
     </w:p>
     <w:p>
@@ -4465,14 +4515,14 @@
           <w:b/>
           <w:sz w:val="22"/>
         </w:rPr>
-        <w:t xml:space="preserve">El payload visible en la interfaz. </w:t>
+        <w:t xml:space="preserve">Petición visible en la interfaz. </w:t>
       </w:r>
       <w:r>
         <w:rPr>
           <w:b w:val="0"/>
           <w:sz w:val="22"/>
         </w:rPr>
-        <w:t>Cada operación muestra, en el panel «Detalle técnico de la llamada», el JSON exacto que se envía a Bedrock. Es el mismo en modo simulado y en modo real.</w:t>
+        <w:t>Cada operación presenta, en el panel «Detalle técnico de la llamada», el documento JSON exacto que se transmite a Amazon Bedrock, idéntico en modo simulado y en modo real.</w:t>
       </w:r>
     </w:p>
     <w:p>
@@ -4493,7 +4543,7 @@
           <w:b w:val="0"/>
           <w:sz w:val="22"/>
         </w:rPr>
-        <w:t>MockBedrockRuntime rechaza los payloads mal formados con los mismos criterios que AWS.</w:t>
+        <w:t>La clase MockBedrockRuntime rechaza las peticiones mal formadas aplicando los mismos criterios que el proveedor.</w:t>
       </w:r>
     </w:p>
     <w:p>
@@ -4514,7 +4564,7 @@
           <w:b w:val="0"/>
           <w:sz w:val="22"/>
         </w:rPr>
-        <w:t>tests/test_contratos_bedrock.py comprueba la forma de las peticiones de los tres modelos y el comportamiento de los controles de seguridad; tests/test_rag_umbral.py reproduce la calibración del RAG.</w:t>
+        <w:t>El módulo tests/test_contratos_bedrock.py verifica la estructura de las peticiones dirigidas a los tres modelos y el comportamiento de los controles de seguridad; el módulo tests/test_rag_umbral.py reproduce la calibración del umbral de recuperación.</w:t>
       </w:r>
     </w:p>
     <w:p>
@@ -4532,7 +4582,7 @@
           <w:i w:val="0"/>
           <w:sz w:val="22"/>
         </w:rPr>
-        <w:t>Enumerarlas es parte del trabajo: un diseño que no reconoce sus límites no es un diseño terminado.</w:t>
+        <w:t>La enumeración de las limitaciones forma parte del trabajo: un diseño que no reconoce sus propios límites no puede considerarse concluido.</w:t>
       </w:r>
     </w:p>
     <w:tbl>
@@ -4578,7 +4628,7 @@
                 <w:color w:val="FFFFFF"/>
                 <w:sz w:val="19"/>
               </w:rPr>
-              <w:t>Alcance real</w:t>
+              <w:t>Alcance efectivo</w:t>
             </w:r>
           </w:p>
         </w:tc>
@@ -4595,7 +4645,7 @@
                 <w:color w:val="FFFFFF"/>
                 <w:sz w:val="19"/>
               </w:rPr>
-              <w:t>Qué haría falta</w:t>
+              <w:t>Requisito de superación</w:t>
             </w:r>
           </w:p>
         </w:tc>
@@ -4611,7 +4661,7 @@
               <w:rPr>
                 <w:sz w:val="19"/>
               </w:rPr>
-              <w:t>No se ejecuta contra AWS</w:t>
+              <w:t>Ausencia de ejecución contra Amazon Web Services</w:t>
             </w:r>
           </w:p>
         </w:tc>
@@ -4639,7 +4689,7 @@
               <w:rPr>
                 <w:sz w:val="19"/>
               </w:rPr>
-              <w:t>Cuenta AWS con acceso concedido a los tres modelos y BEDROCK_BACKEND=aws.</w:t>
+              <w:t>Cuenta con acceso concedido a los tres modelos y configuración BEDROCK_BACKEND=aws.</w:t>
             </w:r>
           </w:p>
         </w:tc>
@@ -4655,7 +4705,7 @@
               <w:rPr>
                 <w:sz w:val="19"/>
               </w:rPr>
-              <w:t>Calidad del sustituto de embeddings</w:t>
+              <w:t>Calidad del sustituto de representaciones vectoriales</w:t>
             </w:r>
           </w:p>
         </w:tc>
@@ -4669,7 +4719,7 @@
               <w:rPr>
                 <w:sz w:val="19"/>
               </w:rPr>
-              <w:t>Es un recuperador léxico, no semántico. Recall@3 medido: 5 de 8 consultas. Falla en las que exigen entender el significado, no emparejar palabras.</w:t>
+              <w:t>Opera como recuperador léxico y no semántico. Recall@3 medido: 5 de 8 consultas. Presenta fallos en aquellas que exigen comprensión del significado y no coincidencia de términos.</w:t>
             </w:r>
           </w:p>
         </w:tc>
@@ -4683,7 +4733,7 @@
               <w:rPr>
                 <w:sz w:val="19"/>
               </w:rPr>
-              <w:t>Titan real. Se espera que suba sin tocar código de aplicación.</w:t>
+              <w:t>Amazon Titan en modo real. Cabe esperar una mejora sin modificación del código de aplicación.</w:t>
             </w:r>
           </w:p>
         </w:tc>
@@ -4699,7 +4749,7 @@
               <w:rPr>
                 <w:sz w:val="19"/>
               </w:rPr>
-              <w:t>Moderación por listas</w:t>
+              <w:t>Moderación mediante listas</w:t>
             </w:r>
           </w:p>
         </w:tc>
@@ -4713,7 +4763,7 @@
               <w:rPr>
                 <w:sz w:val="19"/>
               </w:rPr>
-              <w:t>Detecta lo evidente; no es un clasificador.</w:t>
+              <w:t>Detecta las infracciones evidentes; no constituye un clasificador.</w:t>
             </w:r>
           </w:p>
         </w:tc>
@@ -4727,7 +4777,7 @@
               <w:rPr>
                 <w:sz w:val="19"/>
               </w:rPr>
-              <w:t>Bedrock Guardrails como segunda capa.</w:t>
+              <w:t>Amazon Bedrock Guardrails como segunda capa.</w:t>
             </w:r>
           </w:p>
         </w:tc>
@@ -4757,7 +4807,7 @@
               <w:rPr>
                 <w:sz w:val="19"/>
               </w:rPr>
-              <w:t>El selector de usuario simula una sesión iniciada. No hay contraseñas ni verificación de identidad.</w:t>
+              <w:t>El selector de usuario simula una sesión iniciada. No existen contraseñas ni verificación de identidad.</w:t>
             </w:r>
           </w:p>
         </w:tc>
@@ -4771,7 +4821,7 @@
               <w:rPr>
                 <w:sz w:val="19"/>
               </w:rPr>
-              <w:t>Amazon Cognito o el SSO corporativo. El módulo de permisos ya está separado y no habría que reescribirlo.</w:t>
+              <w:t>Amazon Cognito o el sistema de identidad corporativo. El módulo de permisos se encuentra ya desacoplado y no requeriría reescritura.</w:t>
             </w:r>
           </w:p>
         </w:tc>
@@ -4787,7 +4837,7 @@
               <w:rPr>
                 <w:sz w:val="19"/>
               </w:rPr>
-              <w:t>Persistencia de sesión</w:t>
+              <w:t>Ausencia de persistencia</w:t>
             </w:r>
           </w:p>
         </w:tc>
@@ -4801,7 +4851,7 @@
               <w:rPr>
                 <w:sz w:val="19"/>
               </w:rPr>
-              <w:t>Galería e historial viven en memoria y se pierden al reiniciar.</w:t>
+              <w:t>La galería y el historial residen en memoria y se pierden al reiniciar.</w:t>
             </w:r>
           </w:p>
         </w:tc>
@@ -4815,7 +4865,7 @@
               <w:rPr>
                 <w:sz w:val="19"/>
               </w:rPr>
-              <w:t>DynamoDB para el historial y S3 para las imágenes, con cifrado KMS.</w:t>
+              <w:t>DynamoDB para el historial y S3 para las imágenes, con cifrado mediante KMS.</w:t>
             </w:r>
           </w:p>
         </w:tc>
@@ -4831,7 +4881,7 @@
               <w:rPr>
                 <w:sz w:val="19"/>
               </w:rPr>
-              <w:t>Concurrencia real</w:t>
+              <w:t>Concurrencia efectiva</w:t>
             </w:r>
           </w:p>
         </w:tc>
@@ -4845,7 +4895,7 @@
               <w:rPr>
                 <w:sz w:val="19"/>
               </w:rPr>
-              <w:t>La colaboración es multiusuario en el modelo de roles, pero un solo proceso de Streamlit.</w:t>
+              <w:t>La colaboración es multiusuario en el modelo de roles, si bien opera sobre un único proceso de Streamlit.</w:t>
             </w:r>
           </w:p>
         </w:tc>
@@ -4859,7 +4909,7 @@
               <w:rPr>
                 <w:sz w:val="19"/>
               </w:rPr>
-              <w:t>Backend con estado compartido y bloqueo optimista por versión.</w:t>
+              <w:t>Servidor con estado compartido y bloqueo optimista por versión.</w:t>
             </w:r>
           </w:p>
         </w:tc>
@@ -4876,6 +4926,16 @@
       </w:pPr>
       <w:r>
         <w:t>6. Autoevaluación frente a la guía</w:t>
+      </w:r>
+    </w:p>
+    <w:p>
+      <w:r>
+        <w:rPr>
+          <w:b w:val="0"/>
+          <w:i w:val="0"/>
+          <w:sz w:val="22"/>
+        </w:rPr>
+        <w:t>Se contrasta a continuación la entrega con los puntos de verificación establecidos en la guía del trabajo práctico.</w:t>
       </w:r>
     </w:p>
     <w:tbl>
@@ -4904,13 +4964,13 @@
                 <w:color w:val="FFFFFF"/>
                 <w:sz w:val="19"/>
               </w:rPr>
-              <w:t>Punto de la guía</w:t>
+              <w:t>Punto de verificación</w:t>
             </w:r>
           </w:p>
         </w:tc>
         <w:tc>
           <w:tcPr>
-            <w:tcW w:type="dxa" w:w="1701"/>
+            <w:tcW w:type="dxa" w:w="1928"/>
             <w:shd w:val="clear" w:fill="1B3A5C"/>
           </w:tcPr>
           <w:p>
@@ -4921,13 +4981,13 @@
                 <w:color w:val="FFFFFF"/>
                 <w:sz w:val="19"/>
               </w:rPr>
-              <w:t>Cumplido</w:t>
+              <w:t>Estado</w:t>
             </w:r>
           </w:p>
         </w:tc>
         <w:tc>
           <w:tcPr>
-            <w:tcW w:type="dxa" w:w="1361"/>
+            <w:tcW w:type="dxa" w:w="1134"/>
             <w:shd w:val="clear" w:fill="1B3A5C"/>
           </w:tcPr>
           <w:p>
@@ -4938,7 +4998,7 @@
                 <w:color w:val="FFFFFF"/>
                 <w:sz w:val="19"/>
               </w:rPr>
-              <w:t>Sección</w:t>
+              <w:t>Apartado</w:t>
             </w:r>
           </w:p>
         </w:tc>
@@ -4954,13 +5014,13 @@
               <w:rPr>
                 <w:sz w:val="19"/>
               </w:rPr>
-              <w:t>Problema e historias de usuario (diseñador, redactor, aprobador)</w:t>
+              <w:t>Definición del problema e historias de usuario</w:t>
             </w:r>
           </w:p>
         </w:tc>
         <w:tc>
           <w:tcPr>
-            <w:tcW w:type="dxa" w:w="1701"/>
+            <w:tcW w:type="dxa" w:w="1928"/>
           </w:tcPr>
           <w:p>
             <w:r/>
@@ -4974,7 +5034,7 @@
         </w:tc>
         <w:tc>
           <w:tcPr>
-            <w:tcW w:type="dxa" w:w="1361"/>
+            <w:tcW w:type="dxa" w:w="1134"/>
           </w:tcPr>
           <w:p>
             <w:r/>
@@ -5004,7 +5064,7 @@
         </w:tc>
         <w:tc>
           <w:tcPr>
-            <w:tcW w:type="dxa" w:w="1701"/>
+            <w:tcW w:type="dxa" w:w="1928"/>
           </w:tcPr>
           <w:p>
             <w:r/>
@@ -5018,7 +5078,7 @@
         </w:tc>
         <w:tc>
           <w:tcPr>
-            <w:tcW w:type="dxa" w:w="1361"/>
+            <w:tcW w:type="dxa" w:w="1134"/>
           </w:tcPr>
           <w:p>
             <w:r/>
@@ -5042,13 +5102,13 @@
               <w:rPr>
                 <w:sz w:val="19"/>
               </w:rPr>
-              <w:t>Justificación de API gestionada frente a open source propio</w:t>
+              <w:t>Justificación de API gestionada frente a despliegue propio</w:t>
             </w:r>
           </w:p>
         </w:tc>
         <w:tc>
           <w:tcPr>
-            <w:tcW w:type="dxa" w:w="1701"/>
+            <w:tcW w:type="dxa" w:w="1928"/>
           </w:tcPr>
           <w:p>
             <w:r/>
@@ -5062,7 +5122,7 @@
         </w:tc>
         <w:tc>
           <w:tcPr>
-            <w:tcW w:type="dxa" w:w="1361"/>
+            <w:tcW w:type="dxa" w:w="1134"/>
           </w:tcPr>
           <w:p>
             <w:r/>
@@ -5086,13 +5146,13 @@
               <w:rPr>
                 <w:sz w:val="19"/>
               </w:rPr>
-              <w:t>Modelo y parámetros por tarea, con su porqué</w:t>
+              <w:t>Modelo y parámetros por tarea, debidamente justificados</w:t>
             </w:r>
           </w:p>
         </w:tc>
         <w:tc>
           <w:tcPr>
-            <w:tcW w:type="dxa" w:w="1701"/>
+            <w:tcW w:type="dxa" w:w="1928"/>
           </w:tcPr>
           <w:p>
             <w:r/>
@@ -5106,7 +5166,7 @@
         </w:tc>
         <w:tc>
           <w:tcPr>
-            <w:tcW w:type="dxa" w:w="1361"/>
+            <w:tcW w:type="dxa" w:w="1134"/>
           </w:tcPr>
           <w:p>
             <w:r/>
@@ -5130,13 +5190,13 @@
               <w:rPr>
                 <w:sz w:val="19"/>
               </w:rPr>
-              <w:t>System prompt con los cuatro pilares</w:t>
+              <w:t>Instrucciones de sistema con los cuatro pilares</w:t>
             </w:r>
           </w:p>
         </w:tc>
         <w:tc>
           <w:tcPr>
-            <w:tcW w:type="dxa" w:w="1701"/>
+            <w:tcW w:type="dxa" w:w="1928"/>
           </w:tcPr>
           <w:p>
             <w:r/>
@@ -5150,7 +5210,7 @@
         </w:tc>
         <w:tc>
           <w:tcPr>
-            <w:tcW w:type="dxa" w:w="1361"/>
+            <w:tcW w:type="dxa" w:w="1134"/>
           </w:tcPr>
           <w:p>
             <w:r/>
@@ -5174,13 +5234,13 @@
               <w:rPr>
                 <w:sz w:val="19"/>
               </w:rPr>
-              <w:t>Uso justificado —y no confundido— de RAG y memoria</w:t>
+              <w:t>Uso justificado y diferenciado de RAG y memoria</w:t>
             </w:r>
           </w:p>
         </w:tc>
         <w:tc>
           <w:tcPr>
-            <w:tcW w:type="dxa" w:w="1701"/>
+            <w:tcW w:type="dxa" w:w="1928"/>
           </w:tcPr>
           <w:p>
             <w:r/>
@@ -5194,7 +5254,7 @@
         </w:tc>
         <w:tc>
           <w:tcPr>
-            <w:tcW w:type="dxa" w:w="1361"/>
+            <w:tcW w:type="dxa" w:w="1134"/>
           </w:tcPr>
           <w:p>
             <w:r/>
@@ -5224,7 +5284,7 @@
         </w:tc>
         <w:tc>
           <w:tcPr>
-            <w:tcW w:type="dxa" w:w="1701"/>
+            <w:tcW w:type="dxa" w:w="1928"/>
           </w:tcPr>
           <w:p>
             <w:r/>
@@ -5238,7 +5298,7 @@
         </w:tc>
         <w:tc>
           <w:tcPr>
-            <w:tcW w:type="dxa" w:w="1361"/>
+            <w:tcW w:type="dxa" w:w="1134"/>
           </w:tcPr>
           <w:p>
             <w:r/>
@@ -5262,13 +5322,13 @@
               <w:rPr>
                 <w:sz w:val="19"/>
               </w:rPr>
-              <w:t>La app genera imagen y mejora texto llamando a Bedrock</w:t>
+              <w:t>Generación de imagen y mejora de texto mediante Bedrock</w:t>
             </w:r>
           </w:p>
         </w:tc>
         <w:tc>
           <w:tcPr>
-            <w:tcW w:type="dxa" w:w="1701"/>
+            <w:tcW w:type="dxa" w:w="1928"/>
           </w:tcPr>
           <w:p>
             <w:r/>
@@ -5276,13 +5336,13 @@
               <w:rPr>
                 <w:sz w:val="19"/>
               </w:rPr>
-              <w:t>Sí · simulado</w:t>
+              <w:t>Sí · modo simulado</w:t>
             </w:r>
           </w:p>
         </w:tc>
         <w:tc>
           <w:tcPr>
-            <w:tcW w:type="dxa" w:w="1361"/>
+            <w:tcW w:type="dxa" w:w="1134"/>
           </w:tcPr>
           <w:p>
             <w:r/>
@@ -5306,13 +5366,13 @@
               <w:rPr>
                 <w:sz w:val="19"/>
               </w:rPr>
-              <w:t>Código con README que explica cómo ejecutarlo</w:t>
+              <w:t>Código acompañado de README con instrucciones de ejecución</w:t>
             </w:r>
           </w:p>
         </w:tc>
         <w:tc>
           <w:tcPr>
-            <w:tcW w:type="dxa" w:w="1701"/>
+            <w:tcW w:type="dxa" w:w="1928"/>
           </w:tcPr>
           <w:p>
             <w:r/>
@@ -5326,7 +5386,7 @@
         </w:tc>
         <w:tc>
           <w:tcPr>
-            <w:tcW w:type="dxa" w:w="1361"/>
+            <w:tcW w:type="dxa" w:w="1134"/>
           </w:tcPr>
           <w:p>
             <w:r/>
@@ -5350,13 +5410,13 @@
               <w:rPr>
                 <w:sz w:val="19"/>
               </w:rPr>
-              <w:t>Demostración con capturas comentadas</w:t>
+              <w:t>Demostración mediante capturas comentadas</w:t>
             </w:r>
           </w:p>
         </w:tc>
         <w:tc>
           <w:tcPr>
-            <w:tcW w:type="dxa" w:w="1701"/>
+            <w:tcW w:type="dxa" w:w="1928"/>
           </w:tcPr>
           <w:p>
             <w:r/>
@@ -5364,13 +5424,13 @@
               <w:rPr>
                 <w:sz w:val="19"/>
               </w:rPr>
-              <w:t>Guion preparado</w:t>
+              <w:t>Plantilla preparada</w:t>
             </w:r>
           </w:p>
         </w:tc>
         <w:tc>
           <w:tcPr>
-            <w:tcW w:type="dxa" w:w="1361"/>
+            <w:tcW w:type="dxa" w:w="1134"/>
           </w:tcPr>
           <w:p>
             <w:r/>
@@ -5378,7 +5438,7 @@
               <w:rPr>
                 <w:sz w:val="19"/>
               </w:rPr>
-              <w:t>docs/GUION_DEMO.md</w:t>
+              <w:t>docs/Plantilla_Capturas_Demo.docx</w:t>
             </w:r>
           </w:p>
         </w:tc>
@@ -5394,13 +5454,13 @@
               <w:rPr>
                 <w:sz w:val="19"/>
               </w:rPr>
-              <w:t>Fuentes citadas</w:t>
+              <w:t>Citación de fuentes y herramientas</w:t>
             </w:r>
           </w:p>
         </w:tc>
         <w:tc>
           <w:tcPr>
-            <w:tcW w:type="dxa" w:w="1701"/>
+            <w:tcW w:type="dxa" w:w="1928"/>
           </w:tcPr>
           <w:p>
             <w:r/>
@@ -5414,7 +5474,7 @@
         </w:tc>
         <w:tc>
           <w:tcPr>
-            <w:tcW w:type="dxa" w:w="1361"/>
+            <w:tcW w:type="dxa" w:w="1134"/>
           </w:tcPr>
           <w:p>
             <w:r/>
@@ -5453,7 +5513,7 @@
         <w:ind w:left="425"/>
       </w:pPr>
       <w:r>
-        <w:t>Amazon Bedrock — Guía del usuario y referencia de la API de inferencia (estructura de invoke_model, formatos de petición y respuesta por proveedor).</w:t>
+        <w:t>Amazon Bedrock — Guía del usuario y referencia de la API de inferencia: estructura de la operación invoke_model y formatos de petición y respuesta por proveedor.</w:t>
       </w:r>
     </w:p>
     <w:p>
@@ -5463,7 +5523,7 @@
         <w:ind w:left="425"/>
       </w:pPr>
       <w:r>
-        <w:t>Anthropic Claude en Amazon Bedrock — parámetros de inferencia y formato de la Messages API (anthropic_version, system, messages, temperature, top_p).</w:t>
+        <w:t>Anthropic Claude en Amazon Bedrock — Parámetros de inferencia y formato de la Messages API: anthropic_version, system, messages, temperature y top_p.</w:t>
       </w:r>
     </w:p>
     <w:p>
@@ -5473,7 +5533,7 @@
         <w:ind w:left="425"/>
       </w:pPr>
       <w:r>
-        <w:t>Stability AI Stable Diffusion XL en Bedrock — contrato de text_prompts, cfg_scale, steps, seed y style_preset.</w:t>
+        <w:t>Stability AI Stable Diffusion XL en Amazon Bedrock — Contrato de los campos text_prompts, cfg_scale, steps, seed y style_preset.</w:t>
       </w:r>
     </w:p>
     <w:p>
@@ -5483,7 +5543,7 @@
         <w:ind w:left="425"/>
       </w:pPr>
       <w:r>
-        <w:t>Amazon Titan Embeddings — parámetros inputText, dimensions y normalize.</w:t>
+        <w:t>Amazon Titan Embeddings — Parámetros inputText, dimensions y normalize.</w:t>
       </w:r>
     </w:p>
     <w:p>
@@ -5493,7 +5553,7 @@
         <w:ind w:left="425"/>
       </w:pPr>
       <w:r>
-        <w:t>Amazon Bedrock Guardrails — políticas de contenido y detección de información personal (citado como trabajo futuro, no implementado).</w:t>
+        <w:t>Amazon Bedrock Guardrails — Políticas de contenido y detección de información personal. Se cita como trabajo futuro; no se ha implementado en esta entrega.</w:t>
       </w:r>
     </w:p>
     <w:p>
@@ -5503,7 +5563,7 @@
         <w:ind w:left="425"/>
       </w:pPr>
       <w:r>
-        <w:t>Documentación de Streamlit — gestión del estado de sesión y ciclo de reejecución.</w:t>
+        <w:t>Documentación de Streamlit — Gestión del estado de sesión y ciclo de reejecución del script.</w:t>
       </w:r>
     </w:p>
     <w:p>
@@ -5533,7 +5593,7 @@
         <w:ind w:left="425"/>
       </w:pPr>
       <w:r>
-        <w:t>Claude Code (Anthropic) como asistente de desarrollo durante la implementación.</w:t>
+        <w:t>Claude Code (Anthropic), empleado como asistente de desarrollo durante la implementación.</w:t>
       </w:r>
     </w:p>
     <w:p>
@@ -5544,7 +5604,7 @@
           <w:color w:val="5A626B"/>
           <w:sz w:val="20"/>
         </w:rPr>
-        <w:t>Los materiales de la asignatura —enunciado del caso y guía del trabajo práctico de la Unidad 3— son la base de los requisitos recogidos en este documento.</w:t>
+        <w:t>Los materiales de la asignatura —enunciado del caso práctico y guía del trabajo práctico de la Unidad 3— constituyen la base de los requisitos recogidos en el presente documento.</w:t>
       </w:r>
     </w:p>
     <w:sectPr>
